--- a/rapports/2026-06-06/EQ28/EQ28_sup_v2/DR_061101000061/08-26-23-13.docx
+++ b/rapports/2026-06-06/EQ28/EQ28_sup_v2/DR_061101000061/08-26-23-13.docx
@@ -297,7 +297,7 @@
           <w:color w:val="1F6FEB"/>
           <w:sz w:val="22"/>
         </w:rPr>
-        <w:t>⚠ INCOHÉRENCES À CORRIGER (128)</w:t>
+        <w:t>⚠ INCOHÉRENCES À CORRIGER (125)</w:t>
       </w:r>
     </w:p>
     <w:tbl>
@@ -814,7 +814,7 @@
                 <w:color w:val="16A34A"/>
                 <w:sz w:val="16"/>
               </w:rPr>
-              <w:t>—</w:t>
+              <w:t>s01q32, s01q36, s01q38, s04q37_modif, s02q33, s02q34, s01q00b</w:t>
             </w:r>
           </w:p>
         </w:tc>
@@ -845,7 +845,7 @@
                 <w:i w:val="0"/>
                 <w:sz w:val="17"/>
               </w:rPr>
-              <w:t>Incohérence!!! seulement les écoles privées paient les frais de scolarité (y compris les frais d'inscription).</w:t>
+              <w:t>Peu probable!!! Vu l'âge (17 ans) de Alioune Ka ou l'année à laquelle Alioune Ka a fréquenté l'école pour la dernière fois (.) le dernier diplome de Alioune Ka ne peut être le Certificat d'études primaires (CEP), prière de corriger cette incohérence ou confirmer avec le QG.</w:t>
             </w:r>
           </w:p>
         </w:tc>
@@ -904,7 +904,7 @@
                 <w:color w:val="16A34A"/>
                 <w:sz w:val="16"/>
               </w:rPr>
-              <w:t>s01q32, s01q36, s01q38, s04q37_modif, s02q33, s02q34, s01q00b</w:t>
+              <w:t>—</w:t>
             </w:r>
           </w:p>
         </w:tc>
@@ -935,7 +935,7 @@
                 <w:i w:val="0"/>
                 <w:sz w:val="17"/>
               </w:rPr>
-              <w:t>Peu probable!!! Vu l'âge (17 ans) de Alioune Ka ou l'année à laquelle Alioune Ka a fréquenté l'école pour la dernière fois (.) le dernier diplome de Alioune Ka ne peut être le Certificat d'études primaires (CEP), prière de corriger cette incohérence ou confirmer avec le QG.</w:t>
+              <w:t>Incohérent!! Le niveau d'instruction déclaré par l'un des enfants (Secondaire 1er cycle) au niveau de la section 1 de Mame Fatou Toure diffère de celui donné par Mame Fatou Toure lui-même qui affirme ne pas avoir frequenté l'école formelle.</w:t>
             </w:r>
           </w:p>
         </w:tc>
@@ -1025,7 +1025,7 @@
                 <w:i w:val="0"/>
                 <w:sz w:val="17"/>
               </w:rPr>
-              <w:t>Incohérent!! Le niveau d'instruction déclaré par l'un des enfants (Secondaire 1er cycle) au niveau de la section 1 de Mame Fatou Toure diffère de celui donné par Mame Fatou Toure lui-même qui affirme ne pas avoir frequenté l'école formelle.</w:t>
+              <w:t>Incohérent!! Le niveau d'instruction déclaré par l'un des enfants (Supérieur) au niveau de la section 1 de Ousseynou Ka diffère de celui donné par Ousseynou Ka lui-même qui affirme ne pas avoir frequenté l'école formelle.</w:t>
             </w:r>
           </w:p>
         </w:tc>
@@ -1084,7 +1084,7 @@
                 <w:color w:val="16A34A"/>
                 <w:sz w:val="16"/>
               </w:rPr>
-              <w:t>—</w:t>
+              <w:t>s01q32, s01q36, s01q38, s04q37_modif, s02q33, s02q34, s01q00b</w:t>
             </w:r>
           </w:p>
         </w:tc>
@@ -1115,7 +1115,7 @@
                 <w:i w:val="0"/>
                 <w:sz w:val="17"/>
               </w:rPr>
-              <w:t>Incohérent!! Le niveau d'instruction déclaré par l'un des enfants (Supérieur) au niveau de la section 1 de Ousseynou Ka diffère de celui donné par Ousseynou Ka lui-même qui affirme ne pas avoir frequenté l'école formelle.</w:t>
+              <w:t>Peu probable!!! Vu l'âge (19 ans) de Maimouna Ka ou l'année à laquelle Maimouna Ka a fréquenté l'école pour la dernière fois (2023) le dernier diplome de Maimouna Ka ne peut être le Certificat d'études primaires (CEP), prière de corriger cette incohérence ou confirmer avec le QG.</w:t>
             </w:r>
           </w:p>
         </w:tc>
@@ -1148,6 +1148,1356 @@
                 <w:i w:val="0"/>
                 <w:sz w:val="16"/>
               </w:rPr>
+              <w:t>S07</w:t>
+              <w:br/>
+            </w:r>
+            <w:r>
+              <w:rPr>
+                <w:b w:val="0"/>
+                <w:i w:val="0"/>
+                <w:color w:val="64748B"/>
+                <w:sz w:val="14"/>
+              </w:rPr>
+              <w:t>Consommation alimentaire</w:t>
+            </w:r>
+          </w:p>
+        </w:tc>
+        <w:tc>
+          <w:tcPr>
+            <w:tcW w:type="dxa" w:w="1531"/>
+          </w:tcPr>
+          <w:p>
+            <w:r>
+              <w:rPr>
+                <w:b/>
+                <w:i w:val="0"/>
+                <w:color w:val="16A34A"/>
+                <w:sz w:val="16"/>
+              </w:rPr>
+              <w:t>s00q27, s01q00a, s01q12, s01q13, s02q04, s03q11, s03q12, s01q01</w:t>
+            </w:r>
+          </w:p>
+        </w:tc>
+        <w:tc>
+          <w:tcPr>
+            <w:tcW w:type="dxa" w:w="1191"/>
+          </w:tcPr>
+          <w:p>
+            <w:r>
+              <w:rPr>
+                <w:b w:val="0"/>
+                <w:i w:val="0"/>
+                <w:color w:val="64748B"/>
+                <w:sz w:val="16"/>
+              </w:rPr>
+              <w:t>GT-CQ</w:t>
+            </w:r>
+          </w:p>
+        </w:tc>
+        <w:tc>
+          <w:tcPr>
+            <w:tcW w:type="dxa" w:w="4706"/>
+          </w:tcPr>
+          <w:p>
+            <w:r>
+              <w:rPr>
+                <w:b w:val="0"/>
+                <w:i w:val="0"/>
+                <w:sz w:val="17"/>
+              </w:rPr>
+              <w:t>Avertissement!!! Le ménage a consommé 56 miche de Moyen de Pain moderne  ce qui semble incoherent pour une consommation aucours des 7 derniers jours, prière de verifier et corriger.</w:t>
+            </w:r>
+          </w:p>
+        </w:tc>
+      </w:tr>
+      <w:tr>
+        <w:tc>
+          <w:tcPr>
+            <w:tcW w:type="dxa" w:w="964"/>
+          </w:tcPr>
+          <w:p>
+            <w:r>
+              <w:rPr>
+                <w:b/>
+                <w:i w:val="0"/>
+                <w:color w:val="DC2626"/>
+                <w:sz w:val="16"/>
+              </w:rPr>
+              <w:t>Haute</w:t>
+            </w:r>
+          </w:p>
+        </w:tc>
+        <w:tc>
+          <w:tcPr>
+            <w:tcW w:type="dxa" w:w="1247"/>
+          </w:tcPr>
+          <w:p>
+            <w:r>
+              <w:rPr>
+                <w:b/>
+                <w:i w:val="0"/>
+                <w:sz w:val="16"/>
+              </w:rPr>
+              <w:t>S07</w:t>
+              <w:br/>
+            </w:r>
+            <w:r>
+              <w:rPr>
+                <w:b w:val="0"/>
+                <w:i w:val="0"/>
+                <w:color w:val="64748B"/>
+                <w:sz w:val="14"/>
+              </w:rPr>
+              <w:t>Consommation alimentaire</w:t>
+            </w:r>
+          </w:p>
+        </w:tc>
+        <w:tc>
+          <w:tcPr>
+            <w:tcW w:type="dxa" w:w="1531"/>
+          </w:tcPr>
+          <w:p>
+            <w:r>
+              <w:rPr>
+                <w:b/>
+                <w:i w:val="0"/>
+                <w:color w:val="16A34A"/>
+                <w:sz w:val="16"/>
+              </w:rPr>
+              <w:t>s00q27, s01q03a, s01q03b, s01q03c, s02q04, s03q14, s04q15, s04q16</w:t>
+            </w:r>
+          </w:p>
+        </w:tc>
+        <w:tc>
+          <w:tcPr>
+            <w:tcW w:type="dxa" w:w="1191"/>
+          </w:tcPr>
+          <w:p>
+            <w:r>
+              <w:rPr>
+                <w:b w:val="0"/>
+                <w:i w:val="0"/>
+                <w:color w:val="64748B"/>
+                <w:sz w:val="16"/>
+              </w:rPr>
+              <w:t>GT-CQ</w:t>
+            </w:r>
+          </w:p>
+        </w:tc>
+        <w:tc>
+          <w:tcPr>
+            <w:tcW w:type="dxa" w:w="4706"/>
+          </w:tcPr>
+          <w:p>
+            <w:r>
+              <w:rPr>
+                <w:b w:val="0"/>
+                <w:i w:val="0"/>
+                <w:sz w:val="17"/>
+              </w:rPr>
+              <w:t>Incohérence!! Dans ce ménage, chaque individus consomme par jour .531746 Kg  de cereale; Prière de vérifier les quantités prises des produits cérealiers (de Riz local Gambiaka à Autres semoules de céréales) auprès du ménage ou confirmer avec le QG.</w:t>
+            </w:r>
+          </w:p>
+        </w:tc>
+      </w:tr>
+      <w:tr>
+        <w:tc>
+          <w:tcPr>
+            <w:tcW w:type="dxa" w:w="964"/>
+          </w:tcPr>
+          <w:p>
+            <w:r>
+              <w:rPr>
+                <w:b/>
+                <w:i w:val="0"/>
+                <w:color w:val="DC2626"/>
+                <w:sz w:val="16"/>
+              </w:rPr>
+              <w:t>Haute</w:t>
+            </w:r>
+          </w:p>
+        </w:tc>
+        <w:tc>
+          <w:tcPr>
+            <w:tcW w:type="dxa" w:w="1247"/>
+          </w:tcPr>
+          <w:p>
+            <w:r>
+              <w:rPr>
+                <w:b/>
+                <w:i w:val="0"/>
+                <w:sz w:val="16"/>
+              </w:rPr>
+              <w:t>S10</w:t>
+              <w:br/>
+            </w:r>
+            <w:r>
+              <w:rPr>
+                <w:b w:val="0"/>
+                <w:i w:val="0"/>
+                <w:color w:val="64748B"/>
+                <w:sz w:val="14"/>
+              </w:rPr>
+              <w:t>Logement</w:t>
+            </w:r>
+          </w:p>
+        </w:tc>
+        <w:tc>
+          <w:tcPr>
+            <w:tcW w:type="dxa" w:w="1531"/>
+          </w:tcPr>
+          <w:p>
+            <w:r>
+              <w:rPr>
+                <w:b/>
+                <w:i w:val="0"/>
+                <w:color w:val="16A34A"/>
+                <w:sz w:val="16"/>
+              </w:rPr>
+              <w:t>s10q46, s10q47</w:t>
+            </w:r>
+          </w:p>
+        </w:tc>
+        <w:tc>
+          <w:tcPr>
+            <w:tcW w:type="dxa" w:w="1191"/>
+          </w:tcPr>
+          <w:p>
+            <w:r>
+              <w:rPr>
+                <w:b w:val="0"/>
+                <w:i w:val="0"/>
+                <w:color w:val="64748B"/>
+                <w:sz w:val="16"/>
+              </w:rPr>
+              <w:t>GT-CQ</w:t>
+            </w:r>
+          </w:p>
+        </w:tc>
+        <w:tc>
+          <w:tcPr>
+            <w:tcW w:type="dxa" w:w="4706"/>
+          </w:tcPr>
+          <w:p>
+            <w:r>
+              <w:rPr>
+                <w:b w:val="0"/>
+                <w:i w:val="0"/>
+                <w:sz w:val="17"/>
+              </w:rPr>
+              <w:t>Incohérence!! L'entreprise vente de pain moderne dit avoir réçu une somme sur la revente de ces marchandises achetées et revendues en état (s10q46 est differnt de 0) mais n'a depensé aucune somme sur l'achat des marchandises revendues en état (s10q47==0), prière de fournir plus d'effort pour estimer le montant obtenu sur la depense de ces marchandises achetées et revendues en état.</w:t>
+            </w:r>
+          </w:p>
+        </w:tc>
+      </w:tr>
+      <w:tr>
+        <w:tc>
+          <w:tcPr>
+            <w:tcW w:type="dxa" w:w="964"/>
+          </w:tcPr>
+          <w:p>
+            <w:r>
+              <w:rPr>
+                <w:b/>
+                <w:i w:val="0"/>
+                <w:color w:val="DC2626"/>
+                <w:sz w:val="16"/>
+              </w:rPr>
+              <w:t>Haute</w:t>
+            </w:r>
+          </w:p>
+        </w:tc>
+        <w:tc>
+          <w:tcPr>
+            <w:tcW w:type="dxa" w:w="1247"/>
+          </w:tcPr>
+          <w:p>
+            <w:r>
+              <w:rPr>
+                <w:b/>
+                <w:i w:val="0"/>
+                <w:sz w:val="16"/>
+              </w:rPr>
+              <w:t>S11</w:t>
+              <w:br/>
+            </w:r>
+            <w:r>
+              <w:rPr>
+                <w:b w:val="0"/>
+                <w:i w:val="0"/>
+                <w:color w:val="64748B"/>
+                <w:sz w:val="14"/>
+              </w:rPr>
+              <w:t>Logement / cadre de vie</w:t>
+            </w:r>
+          </w:p>
+        </w:tc>
+        <w:tc>
+          <w:tcPr>
+            <w:tcW w:type="dxa" w:w="1531"/>
+          </w:tcPr>
+          <w:p>
+            <w:r>
+              <w:rPr>
+                <w:b/>
+                <w:i w:val="0"/>
+                <w:color w:val="16A34A"/>
+                <w:sz w:val="16"/>
+              </w:rPr>
+              <w:t>s01q10, s02q30, s02q34, s03q50, s04q23, s04q24, s04q37, s04q44</w:t>
+            </w:r>
+          </w:p>
+        </w:tc>
+        <w:tc>
+          <w:tcPr>
+            <w:tcW w:type="dxa" w:w="1191"/>
+          </w:tcPr>
+          <w:p>
+            <w:r>
+              <w:rPr>
+                <w:b w:val="0"/>
+                <w:i w:val="0"/>
+                <w:color w:val="64748B"/>
+                <w:sz w:val="16"/>
+              </w:rPr>
+              <w:t>GT-CQ</w:t>
+            </w:r>
+          </w:p>
+        </w:tc>
+        <w:tc>
+          <w:tcPr>
+            <w:tcW w:type="dxa" w:w="4706"/>
+          </w:tcPr>
+          <w:p>
+            <w:r>
+              <w:rPr>
+                <w:b w:val="0"/>
+                <w:i w:val="0"/>
+                <w:sz w:val="17"/>
+              </w:rPr>
+              <w:t>Le montant de la dernière facture d'eau est de 65780 FCFA Tous les 2 mois qui semble incohérent, Prière de vérifier les questions 11.23a et 11.23b auprès du ménage ou confirmer.</w:t>
+            </w:r>
+          </w:p>
+        </w:tc>
+      </w:tr>
+      <w:tr>
+        <w:tc>
+          <w:tcPr>
+            <w:tcW w:type="dxa" w:w="964"/>
+          </w:tcPr>
+          <w:p>
+            <w:r>
+              <w:rPr>
+                <w:b/>
+                <w:i w:val="0"/>
+                <w:color w:val="DC2626"/>
+                <w:sz w:val="16"/>
+              </w:rPr>
+              <w:t>Haute</w:t>
+            </w:r>
+          </w:p>
+        </w:tc>
+        <w:tc>
+          <w:tcPr>
+            <w:tcW w:type="dxa" w:w="1247"/>
+          </w:tcPr>
+          <w:p>
+            <w:r>
+              <w:rPr>
+                <w:b/>
+                <w:i w:val="0"/>
+                <w:sz w:val="16"/>
+              </w:rPr>
+              <w:t>S11</w:t>
+              <w:br/>
+            </w:r>
+            <w:r>
+              <w:rPr>
+                <w:b w:val="0"/>
+                <w:i w:val="0"/>
+                <w:color w:val="64748B"/>
+                <w:sz w:val="14"/>
+              </w:rPr>
+              <w:t>Logement / cadre de vie</w:t>
+            </w:r>
+          </w:p>
+        </w:tc>
+        <w:tc>
+          <w:tcPr>
+            <w:tcW w:type="dxa" w:w="1531"/>
+          </w:tcPr>
+          <w:p>
+            <w:r>
+              <w:rPr>
+                <w:b/>
+                <w:i w:val="0"/>
+                <w:color w:val="16A34A"/>
+                <w:sz w:val="16"/>
+              </w:rPr>
+              <w:t>s01q47__1, s01q47__2, s01q47__3, s01q47__4, s01q47__5, s01q47__6, s01q47__7, s02q15</w:t>
+            </w:r>
+          </w:p>
+        </w:tc>
+        <w:tc>
+          <w:tcPr>
+            <w:tcW w:type="dxa" w:w="1191"/>
+          </w:tcPr>
+          <w:p>
+            <w:r>
+              <w:rPr>
+                <w:b w:val="0"/>
+                <w:i w:val="0"/>
+                <w:color w:val="64748B"/>
+                <w:sz w:val="16"/>
+              </w:rPr>
+              <w:t>GT-CQ</w:t>
+            </w:r>
+          </w:p>
+        </w:tc>
+        <w:tc>
+          <w:tcPr>
+            <w:tcW w:type="dxa" w:w="4706"/>
+          </w:tcPr>
+          <w:p>
+            <w:r>
+              <w:rPr>
+                <w:b w:val="0"/>
+                <w:i w:val="0"/>
+                <w:sz w:val="17"/>
+              </w:rPr>
+              <w:t>Le montant de l'eau acheté auprès des vendeurs ou auprès d'un autre ménage au cours de 30 derniers jours est de 10000 FCFA qui semble incoherent, prière de vérifier la question 11.25 auprès du ménage ou confirmer.</w:t>
+            </w:r>
+          </w:p>
+        </w:tc>
+      </w:tr>
+      <w:tr>
+        <w:tc>
+          <w:tcPr>
+            <w:tcW w:type="dxa" w:w="964"/>
+          </w:tcPr>
+          <w:p>
+            <w:r>
+              <w:rPr>
+                <w:b/>
+                <w:i w:val="0"/>
+                <w:color w:val="DC2626"/>
+                <w:sz w:val="16"/>
+              </w:rPr>
+              <w:t>Haute</w:t>
+            </w:r>
+          </w:p>
+        </w:tc>
+        <w:tc>
+          <w:tcPr>
+            <w:tcW w:type="dxa" w:w="1247"/>
+          </w:tcPr>
+          <w:p>
+            <w:r>
+              <w:rPr>
+                <w:b/>
+                <w:i w:val="0"/>
+                <w:sz w:val="16"/>
+              </w:rPr>
+              <w:t>S11</w:t>
+              <w:br/>
+            </w:r>
+            <w:r>
+              <w:rPr>
+                <w:b w:val="0"/>
+                <w:i w:val="0"/>
+                <w:color w:val="64748B"/>
+                <w:sz w:val="14"/>
+              </w:rPr>
+              <w:t>Logement / cadre de vie</w:t>
+            </w:r>
+          </w:p>
+        </w:tc>
+        <w:tc>
+          <w:tcPr>
+            <w:tcW w:type="dxa" w:w="1531"/>
+          </w:tcPr>
+          <w:p>
+            <w:r>
+              <w:rPr>
+                <w:b/>
+                <w:i w:val="0"/>
+                <w:color w:val="16A34A"/>
+                <w:sz w:val="16"/>
+              </w:rPr>
+              <w:t>s01q36, s01q38, s04q24, s02q13, s11q35a, s11q35b_code</w:t>
+            </w:r>
+          </w:p>
+        </w:tc>
+        <w:tc>
+          <w:tcPr>
+            <w:tcW w:type="dxa" w:w="1191"/>
+          </w:tcPr>
+          <w:p>
+            <w:r>
+              <w:rPr>
+                <w:b w:val="0"/>
+                <w:i w:val="0"/>
+                <w:color w:val="64748B"/>
+                <w:sz w:val="16"/>
+              </w:rPr>
+              <w:t>GT-CQ</w:t>
+            </w:r>
+          </w:p>
+        </w:tc>
+        <w:tc>
+          <w:tcPr>
+            <w:tcW w:type="dxa" w:w="4706"/>
+          </w:tcPr>
+          <w:p>
+            <w:r>
+              <w:rPr>
+                <w:b w:val="0"/>
+                <w:i w:val="0"/>
+                <w:sz w:val="17"/>
+              </w:rPr>
+              <w:t>Le montant de la dernière facture d'électricité est de 75200 FCFA Tous les 2 mois qui semble incohérent, Prière de vérifier les questions 11.35a et 11.35b auprès du ménage ou confirmer.</w:t>
+            </w:r>
+          </w:p>
+        </w:tc>
+      </w:tr>
+      <w:tr>
+        <w:tc>
+          <w:tcPr>
+            <w:tcW w:type="dxa" w:w="964"/>
+          </w:tcPr>
+          <w:p>
+            <w:r>
+              <w:rPr>
+                <w:b/>
+                <w:i w:val="0"/>
+                <w:color w:val="DC2626"/>
+                <w:sz w:val="16"/>
+              </w:rPr>
+              <w:t>Haute</w:t>
+            </w:r>
+          </w:p>
+        </w:tc>
+        <w:tc>
+          <w:tcPr>
+            <w:tcW w:type="dxa" w:w="1247"/>
+          </w:tcPr>
+          <w:p>
+            <w:r>
+              <w:rPr>
+                <w:b/>
+                <w:i w:val="0"/>
+                <w:sz w:val="16"/>
+              </w:rPr>
+              <w:t>S20</w:t>
+              <w:br/>
+            </w:r>
+            <w:r>
+              <w:rPr>
+                <w:b w:val="0"/>
+                <w:i w:val="0"/>
+                <w:color w:val="64748B"/>
+                <w:sz w:val="14"/>
+              </w:rPr>
+              <w:t>Gouvernance / autres</w:t>
+            </w:r>
+          </w:p>
+        </w:tc>
+        <w:tc>
+          <w:tcPr>
+            <w:tcW w:type="dxa" w:w="1531"/>
+          </w:tcPr>
+          <w:p>
+            <w:r>
+              <w:rPr>
+                <w:b/>
+                <w:i w:val="0"/>
+                <w:color w:val="16A34A"/>
+                <w:sz w:val="16"/>
+              </w:rPr>
+              <w:t>—</w:t>
+            </w:r>
+          </w:p>
+        </w:tc>
+        <w:tc>
+          <w:tcPr>
+            <w:tcW w:type="dxa" w:w="1191"/>
+          </w:tcPr>
+          <w:p>
+            <w:r>
+              <w:rPr>
+                <w:b w:val="0"/>
+                <w:i w:val="0"/>
+                <w:color w:val="64748B"/>
+                <w:sz w:val="16"/>
+              </w:rPr>
+              <w:t>GT-CQ</w:t>
+            </w:r>
+          </w:p>
+        </w:tc>
+        <w:tc>
+          <w:tcPr>
+            <w:tcW w:type="dxa" w:w="4706"/>
+          </w:tcPr>
+          <w:p>
+            <w:r>
+              <w:rPr>
+                <w:b w:val="0"/>
+                <w:i w:val="0"/>
+                <w:sz w:val="17"/>
+              </w:rPr>
+              <w:t>Incohérence détectée ! Le ménage a précédemment déclaré vivre « Bien » ou « Assez bien » selon son revenu en 20A.02.</w:t>
+            </w:r>
+          </w:p>
+        </w:tc>
+      </w:tr>
+      <w:tr>
+        <w:tc>
+          <w:tcPr>
+            <w:tcW w:type="dxa" w:w="964"/>
+          </w:tcPr>
+          <w:p>
+            <w:r>
+              <w:rPr>
+                <w:b/>
+                <w:i w:val="0"/>
+                <w:color w:val="EA580C"/>
+                <w:sz w:val="16"/>
+              </w:rPr>
+              <w:t>Moyenne</w:t>
+            </w:r>
+          </w:p>
+        </w:tc>
+        <w:tc>
+          <w:tcPr>
+            <w:tcW w:type="dxa" w:w="1247"/>
+          </w:tcPr>
+          <w:p>
+            <w:r>
+              <w:rPr>
+                <w:b/>
+                <w:i w:val="0"/>
+                <w:sz w:val="16"/>
+              </w:rPr>
+              <w:t>S00</w:t>
+              <w:br/>
+            </w:r>
+            <w:r>
+              <w:rPr>
+                <w:b w:val="0"/>
+                <w:i w:val="0"/>
+                <w:color w:val="64748B"/>
+                <w:sz w:val="14"/>
+              </w:rPr>
+              <w:t>Identification</w:t>
+            </w:r>
+          </w:p>
+        </w:tc>
+        <w:tc>
+          <w:tcPr>
+            <w:tcW w:type="dxa" w:w="1531"/>
+          </w:tcPr>
+          <w:p>
+            <w:r>
+              <w:rPr>
+                <w:b/>
+                <w:i w:val="0"/>
+                <w:color w:val="16A34A"/>
+                <w:sz w:val="16"/>
+              </w:rPr>
+              <w:t>s00q27</w:t>
+            </w:r>
+          </w:p>
+        </w:tc>
+        <w:tc>
+          <w:tcPr>
+            <w:tcW w:type="dxa" w:w="1191"/>
+          </w:tcPr>
+          <w:p>
+            <w:r>
+              <w:rPr>
+                <w:b w:val="0"/>
+                <w:i w:val="0"/>
+                <w:color w:val="64748B"/>
+                <w:sz w:val="16"/>
+              </w:rPr>
+              <w:t>GT-CQ</w:t>
+            </w:r>
+          </w:p>
+        </w:tc>
+        <w:tc>
+          <w:tcPr>
+            <w:tcW w:type="dxa" w:w="4706"/>
+          </w:tcPr>
+          <w:p>
+            <w:r>
+              <w:rPr>
+                <w:b w:val="0"/>
+                <w:i w:val="0"/>
+                <w:sz w:val="17"/>
+              </w:rPr>
+              <w:t>Le questionnaire semble ne pas être complètement fini mais le questionnaire est en statut complet, prière de compléter le questionnaire.</w:t>
+            </w:r>
+          </w:p>
+        </w:tc>
+      </w:tr>
+      <w:tr>
+        <w:tc>
+          <w:tcPr>
+            <w:tcW w:type="dxa" w:w="964"/>
+          </w:tcPr>
+          <w:p>
+            <w:r>
+              <w:rPr>
+                <w:b/>
+                <w:i w:val="0"/>
+                <w:color w:val="EA580C"/>
+                <w:sz w:val="16"/>
+              </w:rPr>
+              <w:t>Moyenne</w:t>
+            </w:r>
+          </w:p>
+        </w:tc>
+        <w:tc>
+          <w:tcPr>
+            <w:tcW w:type="dxa" w:w="1247"/>
+          </w:tcPr>
+          <w:p>
+            <w:r>
+              <w:rPr>
+                <w:b/>
+                <w:i w:val="0"/>
+                <w:sz w:val="16"/>
+              </w:rPr>
+              <w:t>S00</w:t>
+              <w:br/>
+            </w:r>
+            <w:r>
+              <w:rPr>
+                <w:b w:val="0"/>
+                <w:i w:val="0"/>
+                <w:color w:val="64748B"/>
+                <w:sz w:val="14"/>
+              </w:rPr>
+              <w:t>Identification</w:t>
+            </w:r>
+          </w:p>
+        </w:tc>
+        <w:tc>
+          <w:tcPr>
+            <w:tcW w:type="dxa" w:w="1531"/>
+          </w:tcPr>
+          <w:p>
+            <w:r>
+              <w:rPr>
+                <w:b/>
+                <w:i w:val="0"/>
+                <w:color w:val="16A34A"/>
+                <w:sz w:val="16"/>
+              </w:rPr>
+              <w:t>—</w:t>
+            </w:r>
+          </w:p>
+        </w:tc>
+        <w:tc>
+          <w:tcPr>
+            <w:tcW w:type="dxa" w:w="1191"/>
+          </w:tcPr>
+          <w:p>
+            <w:r>
+              <w:rPr>
+                <w:b w:val="0"/>
+                <w:i w:val="0"/>
+                <w:color w:val="64748B"/>
+                <w:sz w:val="16"/>
+              </w:rPr>
+              <w:t>GT-CQ</w:t>
+            </w:r>
+          </w:p>
+        </w:tc>
+        <w:tc>
+          <w:tcPr>
+            <w:tcW w:type="dxa" w:w="4706"/>
+          </w:tcPr>
+          <w:p>
+            <w:r>
+              <w:rPr>
+                <w:b w:val="0"/>
+                <w:i w:val="0"/>
+                <w:sz w:val="17"/>
+              </w:rPr>
+              <w:t>L'adresse ou la localisation du ménage doit être bien renseignée, ne doit pas contenir des numéros de téléphone et elle semble courte pour être une adresse.</w:t>
+            </w:r>
+          </w:p>
+        </w:tc>
+      </w:tr>
+      <w:tr>
+        <w:tc>
+          <w:tcPr>
+            <w:tcW w:type="dxa" w:w="964"/>
+          </w:tcPr>
+          <w:p>
+            <w:r>
+              <w:rPr>
+                <w:b/>
+                <w:i w:val="0"/>
+                <w:color w:val="EA580C"/>
+                <w:sz w:val="16"/>
+              </w:rPr>
+              <w:t>Moyenne</w:t>
+            </w:r>
+          </w:p>
+        </w:tc>
+        <w:tc>
+          <w:tcPr>
+            <w:tcW w:type="dxa" w:w="1247"/>
+          </w:tcPr>
+          <w:p>
+            <w:r>
+              <w:rPr>
+                <w:b/>
+                <w:i w:val="0"/>
+                <w:sz w:val="16"/>
+              </w:rPr>
+              <w:t>S00</w:t>
+              <w:br/>
+            </w:r>
+            <w:r>
+              <w:rPr>
+                <w:b w:val="0"/>
+                <w:i w:val="0"/>
+                <w:color w:val="64748B"/>
+                <w:sz w:val="14"/>
+              </w:rPr>
+              <w:t>Identification</w:t>
+            </w:r>
+          </w:p>
+        </w:tc>
+        <w:tc>
+          <w:tcPr>
+            <w:tcW w:type="dxa" w:w="1531"/>
+          </w:tcPr>
+          <w:p>
+            <w:r>
+              <w:rPr>
+                <w:b/>
+                <w:i w:val="0"/>
+                <w:color w:val="16A34A"/>
+                <w:sz w:val="16"/>
+              </w:rPr>
+              <w:t>s00q12a, s00q12b</w:t>
+            </w:r>
+          </w:p>
+        </w:tc>
+        <w:tc>
+          <w:tcPr>
+            <w:tcW w:type="dxa" w:w="1191"/>
+          </w:tcPr>
+          <w:p>
+            <w:r>
+              <w:rPr>
+                <w:b w:val="0"/>
+                <w:i w:val="0"/>
+                <w:color w:val="64748B"/>
+                <w:sz w:val="16"/>
+              </w:rPr>
+              <w:t>GT-CQ</w:t>
+            </w:r>
+          </w:p>
+        </w:tc>
+        <w:tc>
+          <w:tcPr>
+            <w:tcW w:type="dxa" w:w="4706"/>
+          </w:tcPr>
+          <w:p>
+            <w:r>
+              <w:rPr>
+                <w:b w:val="0"/>
+                <w:i w:val="0"/>
+                <w:sz w:val="17"/>
+              </w:rPr>
+              <w:t>Prière de renseigner la bonne adresse.Attention! Veillez bien renseigner le deuxième numero du chef de ménage(0.12b).</w:t>
+            </w:r>
+          </w:p>
+        </w:tc>
+      </w:tr>
+      <w:tr>
+        <w:tc>
+          <w:tcPr>
+            <w:tcW w:type="dxa" w:w="964"/>
+          </w:tcPr>
+          <w:p>
+            <w:r>
+              <w:rPr>
+                <w:b/>
+                <w:i w:val="0"/>
+                <w:color w:val="EA580C"/>
+                <w:sz w:val="16"/>
+              </w:rPr>
+              <w:t>Moyenne</w:t>
+            </w:r>
+          </w:p>
+        </w:tc>
+        <w:tc>
+          <w:tcPr>
+            <w:tcW w:type="dxa" w:w="1247"/>
+          </w:tcPr>
+          <w:p>
+            <w:r>
+              <w:rPr>
+                <w:b/>
+                <w:i w:val="0"/>
+                <w:sz w:val="16"/>
+              </w:rPr>
+              <w:t>S01</w:t>
+              <w:br/>
+            </w:r>
+            <w:r>
+              <w:rPr>
+                <w:b w:val="0"/>
+                <w:i w:val="0"/>
+                <w:color w:val="64748B"/>
+                <w:sz w:val="14"/>
+              </w:rPr>
+              <w:t>Démographie</w:t>
+            </w:r>
+          </w:p>
+        </w:tc>
+        <w:tc>
+          <w:tcPr>
+            <w:tcW w:type="dxa" w:w="1531"/>
+          </w:tcPr>
+          <w:p>
+            <w:r>
+              <w:rPr>
+                <w:b/>
+                <w:i w:val="0"/>
+                <w:color w:val="16A34A"/>
+                <w:sz w:val="16"/>
+              </w:rPr>
+              <w:t>s01q00</w:t>
+            </w:r>
+          </w:p>
+        </w:tc>
+        <w:tc>
+          <w:tcPr>
+            <w:tcW w:type="dxa" w:w="1191"/>
+          </w:tcPr>
+          <w:p>
+            <w:r>
+              <w:rPr>
+                <w:b w:val="0"/>
+                <w:i w:val="0"/>
+                <w:color w:val="64748B"/>
+                <w:sz w:val="16"/>
+              </w:rPr>
+              <w:t>GT-CQ</w:t>
+            </w:r>
+          </w:p>
+        </w:tc>
+        <w:tc>
+          <w:tcPr>
+            <w:tcW w:type="dxa" w:w="4706"/>
+          </w:tcPr>
+          <w:p>
+            <w:r>
+              <w:rPr>
+                <w:b w:val="0"/>
+                <w:i w:val="0"/>
+                <w:sz w:val="17"/>
+              </w:rPr>
+              <w:t>Attention ! Vous avez déclaré en s01q00 que le répondant est la personne elle-même, or Sokhaina Ka est trop jeune (6 ans) pour fournir des informations correctes.</w:t>
+            </w:r>
+          </w:p>
+        </w:tc>
+      </w:tr>
+      <w:tr>
+        <w:tc>
+          <w:tcPr>
+            <w:tcW w:type="dxa" w:w="964"/>
+          </w:tcPr>
+          <w:p>
+            <w:r>
+              <w:rPr>
+                <w:b/>
+                <w:i w:val="0"/>
+                <w:color w:val="EA580C"/>
+                <w:sz w:val="16"/>
+              </w:rPr>
+              <w:t>Moyenne</w:t>
+            </w:r>
+          </w:p>
+        </w:tc>
+        <w:tc>
+          <w:tcPr>
+            <w:tcW w:type="dxa" w:w="1247"/>
+          </w:tcPr>
+          <w:p>
+            <w:r>
+              <w:rPr>
+                <w:b/>
+                <w:i w:val="0"/>
+                <w:sz w:val="16"/>
+              </w:rPr>
+              <w:t>S01</w:t>
+              <w:br/>
+            </w:r>
+            <w:r>
+              <w:rPr>
+                <w:b w:val="0"/>
+                <w:i w:val="0"/>
+                <w:color w:val="64748B"/>
+                <w:sz w:val="14"/>
+              </w:rPr>
+              <w:t>Démographie</w:t>
+            </w:r>
+          </w:p>
+        </w:tc>
+        <w:tc>
+          <w:tcPr>
+            <w:tcW w:type="dxa" w:w="1531"/>
+          </w:tcPr>
+          <w:p>
+            <w:r>
+              <w:rPr>
+                <w:b/>
+                <w:i w:val="0"/>
+                <w:color w:val="16A34A"/>
+                <w:sz w:val="16"/>
+              </w:rPr>
+              <w:t>—</w:t>
+            </w:r>
+          </w:p>
+        </w:tc>
+        <w:tc>
+          <w:tcPr>
+            <w:tcW w:type="dxa" w:w="1191"/>
+          </w:tcPr>
+          <w:p>
+            <w:r>
+              <w:rPr>
+                <w:b w:val="0"/>
+                <w:i w:val="0"/>
+                <w:color w:val="64748B"/>
+                <w:sz w:val="16"/>
+              </w:rPr>
+              <w:t>GT-CQ</w:t>
+            </w:r>
+          </w:p>
+        </w:tc>
+        <w:tc>
+          <w:tcPr>
+            <w:tcW w:type="dxa" w:w="4706"/>
+          </w:tcPr>
+          <w:p>
+            <w:r>
+              <w:rPr>
+                <w:b w:val="0"/>
+                <w:i w:val="0"/>
+                <w:sz w:val="17"/>
+              </w:rPr>
+              <w:t>Prière de refaire la section 1 pour Sokhaina Ka en demandant à un adulte de répondre aux questions à sa place.</w:t>
+            </w:r>
+          </w:p>
+        </w:tc>
+      </w:tr>
+      <w:tr>
+        <w:tc>
+          <w:tcPr>
+            <w:tcW w:type="dxa" w:w="964"/>
+          </w:tcPr>
+          <w:p>
+            <w:r>
+              <w:rPr>
+                <w:b/>
+                <w:i w:val="0"/>
+                <w:color w:val="EA580C"/>
+                <w:sz w:val="16"/>
+              </w:rPr>
+              <w:t>Moyenne</w:t>
+            </w:r>
+          </w:p>
+        </w:tc>
+        <w:tc>
+          <w:tcPr>
+            <w:tcW w:type="dxa" w:w="1247"/>
+          </w:tcPr>
+          <w:p>
+            <w:r>
+              <w:rPr>
+                <w:b/>
+                <w:i w:val="0"/>
+                <w:sz w:val="16"/>
+              </w:rPr>
+              <w:t>S01</w:t>
+              <w:br/>
+            </w:r>
+            <w:r>
+              <w:rPr>
+                <w:b w:val="0"/>
+                <w:i w:val="0"/>
+                <w:color w:val="64748B"/>
+                <w:sz w:val="14"/>
+              </w:rPr>
+              <w:t>Démographie</w:t>
+            </w:r>
+          </w:p>
+        </w:tc>
+        <w:tc>
+          <w:tcPr>
+            <w:tcW w:type="dxa" w:w="1531"/>
+          </w:tcPr>
+          <w:p>
+            <w:r>
+              <w:rPr>
+                <w:b/>
+                <w:i w:val="0"/>
+                <w:color w:val="16A34A"/>
+                <w:sz w:val="16"/>
+              </w:rPr>
+              <w:t>—</w:t>
+            </w:r>
+          </w:p>
+        </w:tc>
+        <w:tc>
+          <w:tcPr>
+            <w:tcW w:type="dxa" w:w="1191"/>
+          </w:tcPr>
+          <w:p>
+            <w:r>
+              <w:rPr>
+                <w:b w:val="0"/>
+                <w:i w:val="0"/>
+                <w:color w:val="64748B"/>
+                <w:sz w:val="16"/>
+              </w:rPr>
+              <w:t>GT-CQ</w:t>
+            </w:r>
+          </w:p>
+        </w:tc>
+        <w:tc>
+          <w:tcPr>
+            <w:tcW w:type="dxa" w:w="4706"/>
+          </w:tcPr>
+          <w:p>
+            <w:r>
+              <w:rPr>
+                <w:b w:val="0"/>
+                <w:i w:val="0"/>
+                <w:sz w:val="17"/>
+              </w:rPr>
+              <w:t>Prière de verifier l'information donnée par Mame Bineta Ka ou corriger au niveau de la section 1.</w:t>
+            </w:r>
+          </w:p>
+        </w:tc>
+      </w:tr>
+      <w:tr>
+        <w:tc>
+          <w:tcPr>
+            <w:tcW w:type="dxa" w:w="964"/>
+          </w:tcPr>
+          <w:p>
+            <w:r>
+              <w:rPr>
+                <w:b/>
+                <w:i w:val="0"/>
+                <w:color w:val="EA580C"/>
+                <w:sz w:val="16"/>
+              </w:rPr>
+              <w:t>Moyenne</w:t>
+            </w:r>
+          </w:p>
+        </w:tc>
+        <w:tc>
+          <w:tcPr>
+            <w:tcW w:type="dxa" w:w="1247"/>
+          </w:tcPr>
+          <w:p>
+            <w:r>
+              <w:rPr>
+                <w:b/>
+                <w:i w:val="0"/>
+                <w:sz w:val="16"/>
+              </w:rPr>
+              <w:t>S01</w:t>
+              <w:br/>
+            </w:r>
+            <w:r>
+              <w:rPr>
+                <w:b w:val="0"/>
+                <w:i w:val="0"/>
+                <w:color w:val="64748B"/>
+                <w:sz w:val="14"/>
+              </w:rPr>
+              <w:t>Démographie</w:t>
+            </w:r>
+          </w:p>
+        </w:tc>
+        <w:tc>
+          <w:tcPr>
+            <w:tcW w:type="dxa" w:w="1531"/>
+          </w:tcPr>
+          <w:p>
+            <w:r>
+              <w:rPr>
+                <w:b/>
+                <w:i w:val="0"/>
+                <w:color w:val="16A34A"/>
+                <w:sz w:val="16"/>
+              </w:rPr>
+              <w:t>s01q10_1</w:t>
+            </w:r>
+          </w:p>
+        </w:tc>
+        <w:tc>
+          <w:tcPr>
+            <w:tcW w:type="dxa" w:w="1191"/>
+          </w:tcPr>
+          <w:p>
+            <w:r>
+              <w:rPr>
+                <w:b w:val="0"/>
+                <w:i w:val="0"/>
+                <w:color w:val="64748B"/>
+                <w:sz w:val="16"/>
+              </w:rPr>
+              <w:t>GT-CQ</w:t>
+            </w:r>
+          </w:p>
+        </w:tc>
+        <w:tc>
+          <w:tcPr>
+            <w:tcW w:type="dxa" w:w="4706"/>
+          </w:tcPr>
+          <w:p>
+            <w:r>
+              <w:rPr>
+                <w:b w:val="0"/>
+                <w:i w:val="0"/>
+                <w:sz w:val="17"/>
+              </w:rPr>
+              <w:t>La taille du ménage lors de l'enquête principale (9) de ce ménage est inférieur à la taille du denombrement (13), prière de fournir des explications concrètes ou aller revisiter le ménage.</w:t>
+            </w:r>
+          </w:p>
+        </w:tc>
+      </w:tr>
+      <w:tr>
+        <w:tc>
+          <w:tcPr>
+            <w:tcW w:type="dxa" w:w="964"/>
+          </w:tcPr>
+          <w:p>
+            <w:r>
+              <w:rPr>
+                <w:b/>
+                <w:i w:val="0"/>
+                <w:color w:val="EA580C"/>
+                <w:sz w:val="16"/>
+              </w:rPr>
+              <w:t>Moyenne</w:t>
+            </w:r>
+          </w:p>
+        </w:tc>
+        <w:tc>
+          <w:tcPr>
+            <w:tcW w:type="dxa" w:w="1247"/>
+          </w:tcPr>
+          <w:p>
+            <w:r>
+              <w:rPr>
+                <w:b/>
+                <w:i w:val="0"/>
+                <w:sz w:val="16"/>
+              </w:rPr>
+              <w:t>S01</w:t>
+              <w:br/>
+            </w:r>
+            <w:r>
+              <w:rPr>
+                <w:b w:val="0"/>
+                <w:i w:val="0"/>
+                <w:color w:val="64748B"/>
+                <w:sz w:val="14"/>
+              </w:rPr>
+              <w:t>Démographie</w:t>
+            </w:r>
+          </w:p>
+        </w:tc>
+        <w:tc>
+          <w:tcPr>
+            <w:tcW w:type="dxa" w:w="1531"/>
+          </w:tcPr>
+          <w:p>
+            <w:r>
+              <w:rPr>
+                <w:b/>
+                <w:i w:val="0"/>
+                <w:color w:val="16A34A"/>
+                <w:sz w:val="16"/>
+              </w:rPr>
+              <w:t>s01q33</w:t>
+            </w:r>
+          </w:p>
+        </w:tc>
+        <w:tc>
+          <w:tcPr>
+            <w:tcW w:type="dxa" w:w="1191"/>
+          </w:tcPr>
+          <w:p>
+            <w:r>
+              <w:rPr>
+                <w:b w:val="0"/>
+                <w:i w:val="0"/>
+                <w:color w:val="64748B"/>
+                <w:sz w:val="16"/>
+              </w:rPr>
+              <w:t>Natif SuSo</w:t>
+            </w:r>
+          </w:p>
+        </w:tc>
+        <w:tc>
+          <w:tcPr>
+            <w:tcW w:type="dxa" w:w="4706"/>
+          </w:tcPr>
+          <w:p>
+            <w:r>
+              <w:rPr>
+                <w:b w:val="0"/>
+                <w:i w:val="0"/>
+                <w:sz w:val="17"/>
+              </w:rPr>
+              <w:t>Attention! %rostertitle% est petit (e) fils/fille du CM mais la personne sélectionnée n'a pas été déclarée en 1.02 comme étant la étant fille du CM. Veuillez corriger.</w:t>
+            </w:r>
+          </w:p>
+        </w:tc>
+      </w:tr>
+      <w:tr>
+        <w:tc>
+          <w:tcPr>
+            <w:tcW w:type="dxa" w:w="964"/>
+          </w:tcPr>
+          <w:p>
+            <w:r>
+              <w:rPr>
+                <w:b/>
+                <w:i w:val="0"/>
+                <w:color w:val="EA580C"/>
+                <w:sz w:val="16"/>
+              </w:rPr>
+              <w:t>Moyenne</w:t>
+            </w:r>
+          </w:p>
+        </w:tc>
+        <w:tc>
+          <w:tcPr>
+            <w:tcW w:type="dxa" w:w="1247"/>
+          </w:tcPr>
+          <w:p>
+            <w:r>
+              <w:rPr>
+                <w:b/>
+                <w:i w:val="0"/>
+                <w:sz w:val="16"/>
+              </w:rPr>
               <w:t>S02</w:t>
               <w:br/>
             </w:r>
@@ -1174,7 +2524,7 @@
                 <w:color w:val="16A34A"/>
                 <w:sz w:val="16"/>
               </w:rPr>
-              <w:t>s01q32, s01q36, s01q38, s04q37_modif, s02q33, s02q34, s01q00b</w:t>
+              <w:t>—</w:t>
             </w:r>
           </w:p>
         </w:tc>
@@ -1205,7 +2555,7 @@
                 <w:i w:val="0"/>
                 <w:sz w:val="17"/>
               </w:rPr>
-              <w:t>Peu probable!!! Vu l'âge (19 ans) de Maimouna Ka ou l'année à laquelle Maimouna Ka a fréquenté l'école pour la dernière fois (2023) le dernier diplome de Maimouna Ka ne peut être le Certificat d'études primaires (CEP), prière de corriger cette incohérence ou confirmer avec le QG.</w:t>
+              <w:t>Attention!!! le montant payé pour les frais de scolarité ( 5000 FCFA) de Aida Diagne  qui fréquente 2ème année de Secondaire 2 Général semble faible.</w:t>
             </w:r>
           </w:p>
         </w:tc>
@@ -1220,10 +2570,10 @@
               <w:rPr>
                 <w:b/>
                 <w:i w:val="0"/>
-                <w:color w:val="DC2626"/>
-                <w:sz w:val="16"/>
-              </w:rPr>
-              <w:t>Haute</w:t>
+                <w:color w:val="EA580C"/>
+                <w:sz w:val="16"/>
+              </w:rPr>
+              <w:t>Moyenne</w:t>
             </w:r>
           </w:p>
         </w:tc>
@@ -1238,7 +2588,7 @@
                 <w:i w:val="0"/>
                 <w:sz w:val="16"/>
               </w:rPr>
-              <w:t>S07</w:t>
+              <w:t>S02</w:t>
               <w:br/>
             </w:r>
             <w:r>
@@ -1248,7 +2598,7 @@
                 <w:color w:val="64748B"/>
                 <w:sz w:val="14"/>
               </w:rPr>
-              <w:t>Consommation alimentaire</w:t>
+              <w:t>Éducation</w:t>
             </w:r>
           </w:p>
         </w:tc>
@@ -1264,7 +2614,7 @@
                 <w:color w:val="16A34A"/>
                 <w:sz w:val="16"/>
               </w:rPr>
-              <w:t>s00q27, s01q00a, s01q12, s01q13, s02q04, s03q11, s03q12, s01q01</w:t>
+              <w:t>—</w:t>
             </w:r>
           </w:p>
         </w:tc>
@@ -1295,7 +2645,7 @@
                 <w:i w:val="0"/>
                 <w:sz w:val="17"/>
               </w:rPr>
-              <w:t>Avertissement!!! Le ménage a consommé 56 miche de Moyen de Pain moderne  ce qui semble incoherent pour une consommation aucours des 7 derniers jours, prière de verifier et corriger.</w:t>
+              <w:t>Veuillez verifier cette information auprès de l'enquêté ou confirmer avec le QG.</w:t>
             </w:r>
           </w:p>
         </w:tc>
@@ -1310,10 +2660,10 @@
               <w:rPr>
                 <w:b/>
                 <w:i w:val="0"/>
-                <w:color w:val="DC2626"/>
-                <w:sz w:val="16"/>
-              </w:rPr>
-              <w:t>Haute</w:t>
+                <w:color w:val="EA580C"/>
+                <w:sz w:val="16"/>
+              </w:rPr>
+              <w:t>Moyenne</w:t>
             </w:r>
           </w:p>
         </w:tc>
@@ -1328,7 +2678,7 @@
                 <w:i w:val="0"/>
                 <w:sz w:val="16"/>
               </w:rPr>
-              <w:t>S07</w:t>
+              <w:t>S02</w:t>
               <w:br/>
             </w:r>
             <w:r>
@@ -1338,7 +2688,7 @@
                 <w:color w:val="64748B"/>
                 <w:sz w:val="14"/>
               </w:rPr>
-              <w:t>Consommation alimentaire</w:t>
+              <w:t>Éducation</w:t>
             </w:r>
           </w:p>
         </w:tc>
@@ -1354,7 +2704,7 @@
                 <w:color w:val="16A34A"/>
                 <w:sz w:val="16"/>
               </w:rPr>
-              <w:t>s00q27, s01q03a, s01q03b, s01q03c, s02q04, s03q14, s04q15, s04q16</w:t>
+              <w:t>s01q63, s00q04, s02q25, s01q00b, s02q17_2, s02q15_2</w:t>
             </w:r>
           </w:p>
         </w:tc>
@@ -1385,7 +2735,7 @@
                 <w:i w:val="0"/>
                 <w:sz w:val="17"/>
               </w:rPr>
-              <w:t>Incohérence!! Dans ce ménage, chaque individus consomme par jour .531746 Kg  de cereale; Prière de vérifier les quantités prises des produits cérealiers (de Riz local Gambiaka à Autres semoules de céréales) auprès du ménage ou confirmer avec le QG.</w:t>
+              <w:t>Dans les milieux urbains c'est peu probable de voir une école dont les élèves ou étudiants ne dépensent pas en frais d'uniformes, prière de verifier pour Aissatou Ba qui fréquente 1ére année de Supérieur et corriger ou confirmer avec le QG.</w:t>
             </w:r>
           </w:p>
         </w:tc>
@@ -1400,10 +2750,10 @@
               <w:rPr>
                 <w:b/>
                 <w:i w:val="0"/>
-                <w:color w:val="DC2626"/>
-                <w:sz w:val="16"/>
-              </w:rPr>
-              <w:t>Haute</w:t>
+                <w:color w:val="EA580C"/>
+                <w:sz w:val="16"/>
+              </w:rPr>
+              <w:t>Moyenne</w:t>
             </w:r>
           </w:p>
         </w:tc>
@@ -1418,7 +2768,7 @@
                 <w:i w:val="0"/>
                 <w:sz w:val="16"/>
               </w:rPr>
-              <w:t>S10</w:t>
+              <w:t>S02</w:t>
               <w:br/>
             </w:r>
             <w:r>
@@ -1428,7 +2778,7 @@
                 <w:color w:val="64748B"/>
                 <w:sz w:val="14"/>
               </w:rPr>
-              <w:t>Logement</w:t>
+              <w:t>Éducation</w:t>
             </w:r>
           </w:p>
         </w:tc>
@@ -1444,7 +2794,7 @@
                 <w:color w:val="16A34A"/>
                 <w:sz w:val="16"/>
               </w:rPr>
-              <w:t>s10q46, s10q47</w:t>
+              <w:t>s01q23, s01q00b, s01q23_autre</w:t>
             </w:r>
           </w:p>
         </w:tc>
@@ -1475,1627 +2825,7 @@
                 <w:i w:val="0"/>
                 <w:sz w:val="17"/>
               </w:rPr>
-              <w:t>Incohérence!! L'entreprise vente de pain moderne dit avoir réçu une somme sur la revente de ces marchandises achetées et revendues en état (s10q46 est differnt de 0) mais n'a depensé aucune somme sur l'achat des marchandises revendues en état (s10q47==0), prière de fournir plus d'effort pour estimer le montant obtenu sur la depense de ces marchandises achetées et revendues en état.</w:t>
-            </w:r>
-          </w:p>
-        </w:tc>
-      </w:tr>
-      <w:tr>
-        <w:tc>
-          <w:tcPr>
-            <w:tcW w:type="dxa" w:w="964"/>
-          </w:tcPr>
-          <w:p>
-            <w:r>
-              <w:rPr>
-                <w:b/>
-                <w:i w:val="0"/>
-                <w:color w:val="DC2626"/>
-                <w:sz w:val="16"/>
-              </w:rPr>
-              <w:t>Haute</w:t>
-            </w:r>
-          </w:p>
-        </w:tc>
-        <w:tc>
-          <w:tcPr>
-            <w:tcW w:type="dxa" w:w="1247"/>
-          </w:tcPr>
-          <w:p>
-            <w:r>
-              <w:rPr>
-                <w:b/>
-                <w:i w:val="0"/>
-                <w:sz w:val="16"/>
-              </w:rPr>
-              <w:t>S11</w:t>
-              <w:br/>
-            </w:r>
-            <w:r>
-              <w:rPr>
-                <w:b w:val="0"/>
-                <w:i w:val="0"/>
-                <w:color w:val="64748B"/>
-                <w:sz w:val="14"/>
-              </w:rPr>
-              <w:t>Logement / cadre de vie</w:t>
-            </w:r>
-          </w:p>
-        </w:tc>
-        <w:tc>
-          <w:tcPr>
-            <w:tcW w:type="dxa" w:w="1531"/>
-          </w:tcPr>
-          <w:p>
-            <w:r>
-              <w:rPr>
-                <w:b/>
-                <w:i w:val="0"/>
-                <w:color w:val="16A34A"/>
-                <w:sz w:val="16"/>
-              </w:rPr>
-              <w:t>s01q10, s02q30, s02q34, s03q50, s04q23, s04q24, s04q37, s04q44</w:t>
-            </w:r>
-          </w:p>
-        </w:tc>
-        <w:tc>
-          <w:tcPr>
-            <w:tcW w:type="dxa" w:w="1191"/>
-          </w:tcPr>
-          <w:p>
-            <w:r>
-              <w:rPr>
-                <w:b w:val="0"/>
-                <w:i w:val="0"/>
-                <w:color w:val="64748B"/>
-                <w:sz w:val="16"/>
-              </w:rPr>
-              <w:t>GT-CQ</w:t>
-            </w:r>
-          </w:p>
-        </w:tc>
-        <w:tc>
-          <w:tcPr>
-            <w:tcW w:type="dxa" w:w="4706"/>
-          </w:tcPr>
-          <w:p>
-            <w:r>
-              <w:rPr>
-                <w:b w:val="0"/>
-                <w:i w:val="0"/>
-                <w:sz w:val="17"/>
-              </w:rPr>
-              <w:t>Le montant de la dernière facture d'eau est de 65780 FCFA Tous les 2 mois qui semble incohérent, Prière de vérifier les questions 11.23a et 11.23b auprès du ménage ou confirmer.</w:t>
-            </w:r>
-          </w:p>
-        </w:tc>
-      </w:tr>
-      <w:tr>
-        <w:tc>
-          <w:tcPr>
-            <w:tcW w:type="dxa" w:w="964"/>
-          </w:tcPr>
-          <w:p>
-            <w:r>
-              <w:rPr>
-                <w:b/>
-                <w:i w:val="0"/>
-                <w:color w:val="DC2626"/>
-                <w:sz w:val="16"/>
-              </w:rPr>
-              <w:t>Haute</w:t>
-            </w:r>
-          </w:p>
-        </w:tc>
-        <w:tc>
-          <w:tcPr>
-            <w:tcW w:type="dxa" w:w="1247"/>
-          </w:tcPr>
-          <w:p>
-            <w:r>
-              <w:rPr>
-                <w:b/>
-                <w:i w:val="0"/>
-                <w:sz w:val="16"/>
-              </w:rPr>
-              <w:t>S11</w:t>
-              <w:br/>
-            </w:r>
-            <w:r>
-              <w:rPr>
-                <w:b w:val="0"/>
-                <w:i w:val="0"/>
-                <w:color w:val="64748B"/>
-                <w:sz w:val="14"/>
-              </w:rPr>
-              <w:t>Logement / cadre de vie</w:t>
-            </w:r>
-          </w:p>
-        </w:tc>
-        <w:tc>
-          <w:tcPr>
-            <w:tcW w:type="dxa" w:w="1531"/>
-          </w:tcPr>
-          <w:p>
-            <w:r>
-              <w:rPr>
-                <w:b/>
-                <w:i w:val="0"/>
-                <w:color w:val="16A34A"/>
-                <w:sz w:val="16"/>
-              </w:rPr>
-              <w:t>s01q47__1, s01q47__2, s01q47__3, s01q47__4, s01q47__5, s01q47__6, s01q47__7, s02q15</w:t>
-            </w:r>
-          </w:p>
-        </w:tc>
-        <w:tc>
-          <w:tcPr>
-            <w:tcW w:type="dxa" w:w="1191"/>
-          </w:tcPr>
-          <w:p>
-            <w:r>
-              <w:rPr>
-                <w:b w:val="0"/>
-                <w:i w:val="0"/>
-                <w:color w:val="64748B"/>
-                <w:sz w:val="16"/>
-              </w:rPr>
-              <w:t>GT-CQ</w:t>
-            </w:r>
-          </w:p>
-        </w:tc>
-        <w:tc>
-          <w:tcPr>
-            <w:tcW w:type="dxa" w:w="4706"/>
-          </w:tcPr>
-          <w:p>
-            <w:r>
-              <w:rPr>
-                <w:b w:val="0"/>
-                <w:i w:val="0"/>
-                <w:sz w:val="17"/>
-              </w:rPr>
-              <w:t>Le montant de l'eau acheté auprès des vendeurs ou auprès d'un autre ménage au cours de 30 derniers jours est de 10000 FCFA qui semble incoherent, prière de vérifier la question 11.25 auprès du ménage ou confirmer.</w:t>
-            </w:r>
-          </w:p>
-        </w:tc>
-      </w:tr>
-      <w:tr>
-        <w:tc>
-          <w:tcPr>
-            <w:tcW w:type="dxa" w:w="964"/>
-          </w:tcPr>
-          <w:p>
-            <w:r>
-              <w:rPr>
-                <w:b/>
-                <w:i w:val="0"/>
-                <w:color w:val="DC2626"/>
-                <w:sz w:val="16"/>
-              </w:rPr>
-              <w:t>Haute</w:t>
-            </w:r>
-          </w:p>
-        </w:tc>
-        <w:tc>
-          <w:tcPr>
-            <w:tcW w:type="dxa" w:w="1247"/>
-          </w:tcPr>
-          <w:p>
-            <w:r>
-              <w:rPr>
-                <w:b/>
-                <w:i w:val="0"/>
-                <w:sz w:val="16"/>
-              </w:rPr>
-              <w:t>S11</w:t>
-              <w:br/>
-            </w:r>
-            <w:r>
-              <w:rPr>
-                <w:b w:val="0"/>
-                <w:i w:val="0"/>
-                <w:color w:val="64748B"/>
-                <w:sz w:val="14"/>
-              </w:rPr>
-              <w:t>Logement / cadre de vie</w:t>
-            </w:r>
-          </w:p>
-        </w:tc>
-        <w:tc>
-          <w:tcPr>
-            <w:tcW w:type="dxa" w:w="1531"/>
-          </w:tcPr>
-          <w:p>
-            <w:r>
-              <w:rPr>
-                <w:b/>
-                <w:i w:val="0"/>
-                <w:color w:val="16A34A"/>
-                <w:sz w:val="16"/>
-              </w:rPr>
-              <w:t>s01q36, s01q38, s04q24, s02q13, s11q35a, s11q35b_code</w:t>
-            </w:r>
-          </w:p>
-        </w:tc>
-        <w:tc>
-          <w:tcPr>
-            <w:tcW w:type="dxa" w:w="1191"/>
-          </w:tcPr>
-          <w:p>
-            <w:r>
-              <w:rPr>
-                <w:b w:val="0"/>
-                <w:i w:val="0"/>
-                <w:color w:val="64748B"/>
-                <w:sz w:val="16"/>
-              </w:rPr>
-              <w:t>GT-CQ</w:t>
-            </w:r>
-          </w:p>
-        </w:tc>
-        <w:tc>
-          <w:tcPr>
-            <w:tcW w:type="dxa" w:w="4706"/>
-          </w:tcPr>
-          <w:p>
-            <w:r>
-              <w:rPr>
-                <w:b w:val="0"/>
-                <w:i w:val="0"/>
-                <w:sz w:val="17"/>
-              </w:rPr>
-              <w:t>Le montant de la dernière facture d'électricité est de 75200 FCFA Tous les 2 mois qui semble incohérent, Prière de vérifier les questions 11.35a et 11.35b auprès du ménage ou confirmer.</w:t>
-            </w:r>
-          </w:p>
-        </w:tc>
-      </w:tr>
-      <w:tr>
-        <w:tc>
-          <w:tcPr>
-            <w:tcW w:type="dxa" w:w="964"/>
-          </w:tcPr>
-          <w:p>
-            <w:r>
-              <w:rPr>
-                <w:b/>
-                <w:i w:val="0"/>
-                <w:color w:val="DC2626"/>
-                <w:sz w:val="16"/>
-              </w:rPr>
-              <w:t>Haute</w:t>
-            </w:r>
-          </w:p>
-        </w:tc>
-        <w:tc>
-          <w:tcPr>
-            <w:tcW w:type="dxa" w:w="1247"/>
-          </w:tcPr>
-          <w:p>
-            <w:r>
-              <w:rPr>
-                <w:b/>
-                <w:i w:val="0"/>
-                <w:sz w:val="16"/>
-              </w:rPr>
-              <w:t>S20</w:t>
-              <w:br/>
-            </w:r>
-            <w:r>
-              <w:rPr>
-                <w:b w:val="0"/>
-                <w:i w:val="0"/>
-                <w:color w:val="64748B"/>
-                <w:sz w:val="14"/>
-              </w:rPr>
-              <w:t>Gouvernance / autres</w:t>
-            </w:r>
-          </w:p>
-        </w:tc>
-        <w:tc>
-          <w:tcPr>
-            <w:tcW w:type="dxa" w:w="1531"/>
-          </w:tcPr>
-          <w:p>
-            <w:r>
-              <w:rPr>
-                <w:b/>
-                <w:i w:val="0"/>
-                <w:color w:val="16A34A"/>
-                <w:sz w:val="16"/>
-              </w:rPr>
-              <w:t>—</w:t>
-            </w:r>
-          </w:p>
-        </w:tc>
-        <w:tc>
-          <w:tcPr>
-            <w:tcW w:type="dxa" w:w="1191"/>
-          </w:tcPr>
-          <w:p>
-            <w:r>
-              <w:rPr>
-                <w:b w:val="0"/>
-                <w:i w:val="0"/>
-                <w:color w:val="64748B"/>
-                <w:sz w:val="16"/>
-              </w:rPr>
-              <w:t>GT-CQ</w:t>
-            </w:r>
-          </w:p>
-        </w:tc>
-        <w:tc>
-          <w:tcPr>
-            <w:tcW w:type="dxa" w:w="4706"/>
-          </w:tcPr>
-          <w:p>
-            <w:r>
-              <w:rPr>
-                <w:b w:val="0"/>
-                <w:i w:val="0"/>
-                <w:sz w:val="17"/>
-              </w:rPr>
-              <w:t>Incohérence détectée ! Le ménage a précédemment déclaré vivre « Bien » ou « Assez bien » selon son revenu en 20A.02.</w:t>
-            </w:r>
-          </w:p>
-        </w:tc>
-      </w:tr>
-      <w:tr>
-        <w:tc>
-          <w:tcPr>
-            <w:tcW w:type="dxa" w:w="964"/>
-          </w:tcPr>
-          <w:p>
-            <w:r>
-              <w:rPr>
-                <w:b/>
-                <w:i w:val="0"/>
-                <w:color w:val="EA580C"/>
-                <w:sz w:val="16"/>
-              </w:rPr>
-              <w:t>Moyenne</w:t>
-            </w:r>
-          </w:p>
-        </w:tc>
-        <w:tc>
-          <w:tcPr>
-            <w:tcW w:type="dxa" w:w="1247"/>
-          </w:tcPr>
-          <w:p>
-            <w:r>
-              <w:rPr>
-                <w:b/>
-                <w:i w:val="0"/>
-                <w:sz w:val="16"/>
-              </w:rPr>
-              <w:t>S00</w:t>
-              <w:br/>
-            </w:r>
-            <w:r>
-              <w:rPr>
-                <w:b w:val="0"/>
-                <w:i w:val="0"/>
-                <w:color w:val="64748B"/>
-                <w:sz w:val="14"/>
-              </w:rPr>
-              <w:t>Identification</w:t>
-            </w:r>
-          </w:p>
-        </w:tc>
-        <w:tc>
-          <w:tcPr>
-            <w:tcW w:type="dxa" w:w="1531"/>
-          </w:tcPr>
-          <w:p>
-            <w:r>
-              <w:rPr>
-                <w:b/>
-                <w:i w:val="0"/>
-                <w:color w:val="16A34A"/>
-                <w:sz w:val="16"/>
-              </w:rPr>
-              <w:t>s00q27</w:t>
-            </w:r>
-          </w:p>
-        </w:tc>
-        <w:tc>
-          <w:tcPr>
-            <w:tcW w:type="dxa" w:w="1191"/>
-          </w:tcPr>
-          <w:p>
-            <w:r>
-              <w:rPr>
-                <w:b w:val="0"/>
-                <w:i w:val="0"/>
-                <w:color w:val="64748B"/>
-                <w:sz w:val="16"/>
-              </w:rPr>
-              <w:t>GT-CQ</w:t>
-            </w:r>
-          </w:p>
-        </w:tc>
-        <w:tc>
-          <w:tcPr>
-            <w:tcW w:type="dxa" w:w="4706"/>
-          </w:tcPr>
-          <w:p>
-            <w:r>
-              <w:rPr>
-                <w:b w:val="0"/>
-                <w:i w:val="0"/>
-                <w:sz w:val="17"/>
-              </w:rPr>
-              <w:t>Le questionnaire semble ne pas être complètement fini mais le questionnaire est en statut complet, prière de compléter le questionnaire.</w:t>
-            </w:r>
-          </w:p>
-        </w:tc>
-      </w:tr>
-      <w:tr>
-        <w:tc>
-          <w:tcPr>
-            <w:tcW w:type="dxa" w:w="964"/>
-          </w:tcPr>
-          <w:p>
-            <w:r>
-              <w:rPr>
-                <w:b/>
-                <w:i w:val="0"/>
-                <w:color w:val="EA580C"/>
-                <w:sz w:val="16"/>
-              </w:rPr>
-              <w:t>Moyenne</w:t>
-            </w:r>
-          </w:p>
-        </w:tc>
-        <w:tc>
-          <w:tcPr>
-            <w:tcW w:type="dxa" w:w="1247"/>
-          </w:tcPr>
-          <w:p>
-            <w:r>
-              <w:rPr>
-                <w:b/>
-                <w:i w:val="0"/>
-                <w:sz w:val="16"/>
-              </w:rPr>
-              <w:t>S00</w:t>
-              <w:br/>
-            </w:r>
-            <w:r>
-              <w:rPr>
-                <w:b w:val="0"/>
-                <w:i w:val="0"/>
-                <w:color w:val="64748B"/>
-                <w:sz w:val="14"/>
-              </w:rPr>
-              <w:t>Identification</w:t>
-            </w:r>
-          </w:p>
-        </w:tc>
-        <w:tc>
-          <w:tcPr>
-            <w:tcW w:type="dxa" w:w="1531"/>
-          </w:tcPr>
-          <w:p>
-            <w:r>
-              <w:rPr>
-                <w:b/>
-                <w:i w:val="0"/>
-                <w:color w:val="16A34A"/>
-                <w:sz w:val="16"/>
-              </w:rPr>
-              <w:t>—</w:t>
-            </w:r>
-          </w:p>
-        </w:tc>
-        <w:tc>
-          <w:tcPr>
-            <w:tcW w:type="dxa" w:w="1191"/>
-          </w:tcPr>
-          <w:p>
-            <w:r>
-              <w:rPr>
-                <w:b w:val="0"/>
-                <w:i w:val="0"/>
-                <w:color w:val="64748B"/>
-                <w:sz w:val="16"/>
-              </w:rPr>
-              <w:t>GT-CQ</w:t>
-            </w:r>
-          </w:p>
-        </w:tc>
-        <w:tc>
-          <w:tcPr>
-            <w:tcW w:type="dxa" w:w="4706"/>
-          </w:tcPr>
-          <w:p>
-            <w:r>
-              <w:rPr>
-                <w:b w:val="0"/>
-                <w:i w:val="0"/>
-                <w:sz w:val="17"/>
-              </w:rPr>
-              <w:t>L'adresse ou la localisation du ménage doit être bien renseignée, ne doit pas contenir des numéros de téléphone et elle semble courte pour être une adresse.</w:t>
-            </w:r>
-          </w:p>
-        </w:tc>
-      </w:tr>
-      <w:tr>
-        <w:tc>
-          <w:tcPr>
-            <w:tcW w:type="dxa" w:w="964"/>
-          </w:tcPr>
-          <w:p>
-            <w:r>
-              <w:rPr>
-                <w:b/>
-                <w:i w:val="0"/>
-                <w:color w:val="EA580C"/>
-                <w:sz w:val="16"/>
-              </w:rPr>
-              <w:t>Moyenne</w:t>
-            </w:r>
-          </w:p>
-        </w:tc>
-        <w:tc>
-          <w:tcPr>
-            <w:tcW w:type="dxa" w:w="1247"/>
-          </w:tcPr>
-          <w:p>
-            <w:r>
-              <w:rPr>
-                <w:b/>
-                <w:i w:val="0"/>
-                <w:sz w:val="16"/>
-              </w:rPr>
-              <w:t>S00</w:t>
-              <w:br/>
-            </w:r>
-            <w:r>
-              <w:rPr>
-                <w:b w:val="0"/>
-                <w:i w:val="0"/>
-                <w:color w:val="64748B"/>
-                <w:sz w:val="14"/>
-              </w:rPr>
-              <w:t>Identification</w:t>
-            </w:r>
-          </w:p>
-        </w:tc>
-        <w:tc>
-          <w:tcPr>
-            <w:tcW w:type="dxa" w:w="1531"/>
-          </w:tcPr>
-          <w:p>
-            <w:r>
-              <w:rPr>
-                <w:b/>
-                <w:i w:val="0"/>
-                <w:color w:val="16A34A"/>
-                <w:sz w:val="16"/>
-              </w:rPr>
-              <w:t>s00q12a, s00q12b</w:t>
-            </w:r>
-          </w:p>
-        </w:tc>
-        <w:tc>
-          <w:tcPr>
-            <w:tcW w:type="dxa" w:w="1191"/>
-          </w:tcPr>
-          <w:p>
-            <w:r>
-              <w:rPr>
-                <w:b w:val="0"/>
-                <w:i w:val="0"/>
-                <w:color w:val="64748B"/>
-                <w:sz w:val="16"/>
-              </w:rPr>
-              <w:t>GT-CQ</w:t>
-            </w:r>
-          </w:p>
-        </w:tc>
-        <w:tc>
-          <w:tcPr>
-            <w:tcW w:type="dxa" w:w="4706"/>
-          </w:tcPr>
-          <w:p>
-            <w:r>
-              <w:rPr>
-                <w:b w:val="0"/>
-                <w:i w:val="0"/>
-                <w:sz w:val="17"/>
-              </w:rPr>
-              <w:t>Prière de renseigner la bonne adresse.Attention! Veillez bien renseigner le deuxième numero du chef de ménage(0.12b).</w:t>
-            </w:r>
-          </w:p>
-        </w:tc>
-      </w:tr>
-      <w:tr>
-        <w:tc>
-          <w:tcPr>
-            <w:tcW w:type="dxa" w:w="964"/>
-          </w:tcPr>
-          <w:p>
-            <w:r>
-              <w:rPr>
-                <w:b/>
-                <w:i w:val="0"/>
-                <w:color w:val="EA580C"/>
-                <w:sz w:val="16"/>
-              </w:rPr>
-              <w:t>Moyenne</w:t>
-            </w:r>
-          </w:p>
-        </w:tc>
-        <w:tc>
-          <w:tcPr>
-            <w:tcW w:type="dxa" w:w="1247"/>
-          </w:tcPr>
-          <w:p>
-            <w:r>
-              <w:rPr>
-                <w:b/>
-                <w:i w:val="0"/>
-                <w:sz w:val="16"/>
-              </w:rPr>
-              <w:t>S01</w:t>
-              <w:br/>
-            </w:r>
-            <w:r>
-              <w:rPr>
-                <w:b w:val="0"/>
-                <w:i w:val="0"/>
-                <w:color w:val="64748B"/>
-                <w:sz w:val="14"/>
-              </w:rPr>
-              <w:t>Démographie</w:t>
-            </w:r>
-          </w:p>
-        </w:tc>
-        <w:tc>
-          <w:tcPr>
-            <w:tcW w:type="dxa" w:w="1531"/>
-          </w:tcPr>
-          <w:p>
-            <w:r>
-              <w:rPr>
-                <w:b/>
-                <w:i w:val="0"/>
-                <w:color w:val="16A34A"/>
-                <w:sz w:val="16"/>
-              </w:rPr>
-              <w:t>s01q00</w:t>
-            </w:r>
-          </w:p>
-        </w:tc>
-        <w:tc>
-          <w:tcPr>
-            <w:tcW w:type="dxa" w:w="1191"/>
-          </w:tcPr>
-          <w:p>
-            <w:r>
-              <w:rPr>
-                <w:b w:val="0"/>
-                <w:i w:val="0"/>
-                <w:color w:val="64748B"/>
-                <w:sz w:val="16"/>
-              </w:rPr>
-              <w:t>GT-CQ</w:t>
-            </w:r>
-          </w:p>
-        </w:tc>
-        <w:tc>
-          <w:tcPr>
-            <w:tcW w:type="dxa" w:w="4706"/>
-          </w:tcPr>
-          <w:p>
-            <w:r>
-              <w:rPr>
-                <w:b w:val="0"/>
-                <w:i w:val="0"/>
-                <w:sz w:val="17"/>
-              </w:rPr>
-              <w:t>Attention ! Vous avez déclaré en s01q00 que le répondant est la personne elle-même, or Sokhaina Ka est trop jeune (6 ans) pour fournir des informations correctes.</w:t>
-            </w:r>
-          </w:p>
-        </w:tc>
-      </w:tr>
-      <w:tr>
-        <w:tc>
-          <w:tcPr>
-            <w:tcW w:type="dxa" w:w="964"/>
-          </w:tcPr>
-          <w:p>
-            <w:r>
-              <w:rPr>
-                <w:b/>
-                <w:i w:val="0"/>
-                <w:color w:val="EA580C"/>
-                <w:sz w:val="16"/>
-              </w:rPr>
-              <w:t>Moyenne</w:t>
-            </w:r>
-          </w:p>
-        </w:tc>
-        <w:tc>
-          <w:tcPr>
-            <w:tcW w:type="dxa" w:w="1247"/>
-          </w:tcPr>
-          <w:p>
-            <w:r>
-              <w:rPr>
-                <w:b/>
-                <w:i w:val="0"/>
-                <w:sz w:val="16"/>
-              </w:rPr>
-              <w:t>S01</w:t>
-              <w:br/>
-            </w:r>
-            <w:r>
-              <w:rPr>
-                <w:b w:val="0"/>
-                <w:i w:val="0"/>
-                <w:color w:val="64748B"/>
-                <w:sz w:val="14"/>
-              </w:rPr>
-              <w:t>Démographie</w:t>
-            </w:r>
-          </w:p>
-        </w:tc>
-        <w:tc>
-          <w:tcPr>
-            <w:tcW w:type="dxa" w:w="1531"/>
-          </w:tcPr>
-          <w:p>
-            <w:r>
-              <w:rPr>
-                <w:b/>
-                <w:i w:val="0"/>
-                <w:color w:val="16A34A"/>
-                <w:sz w:val="16"/>
-              </w:rPr>
-              <w:t>—</w:t>
-            </w:r>
-          </w:p>
-        </w:tc>
-        <w:tc>
-          <w:tcPr>
-            <w:tcW w:type="dxa" w:w="1191"/>
-          </w:tcPr>
-          <w:p>
-            <w:r>
-              <w:rPr>
-                <w:b w:val="0"/>
-                <w:i w:val="0"/>
-                <w:color w:val="64748B"/>
-                <w:sz w:val="16"/>
-              </w:rPr>
-              <w:t>GT-CQ</w:t>
-            </w:r>
-          </w:p>
-        </w:tc>
-        <w:tc>
-          <w:tcPr>
-            <w:tcW w:type="dxa" w:w="4706"/>
-          </w:tcPr>
-          <w:p>
-            <w:r>
-              <w:rPr>
-                <w:b w:val="0"/>
-                <w:i w:val="0"/>
-                <w:sz w:val="17"/>
-              </w:rPr>
-              <w:t>Prière de refaire la section 1 pour Sokhaina Ka en demandant à un adulte de répondre aux questions à sa place.</w:t>
-            </w:r>
-          </w:p>
-        </w:tc>
-      </w:tr>
-      <w:tr>
-        <w:tc>
-          <w:tcPr>
-            <w:tcW w:type="dxa" w:w="964"/>
-          </w:tcPr>
-          <w:p>
-            <w:r>
-              <w:rPr>
-                <w:b/>
-                <w:i w:val="0"/>
-                <w:color w:val="EA580C"/>
-                <w:sz w:val="16"/>
-              </w:rPr>
-              <w:t>Moyenne</w:t>
-            </w:r>
-          </w:p>
-        </w:tc>
-        <w:tc>
-          <w:tcPr>
-            <w:tcW w:type="dxa" w:w="1247"/>
-          </w:tcPr>
-          <w:p>
-            <w:r>
-              <w:rPr>
-                <w:b/>
-                <w:i w:val="0"/>
-                <w:sz w:val="16"/>
-              </w:rPr>
-              <w:t>S01</w:t>
-              <w:br/>
-            </w:r>
-            <w:r>
-              <w:rPr>
-                <w:b w:val="0"/>
-                <w:i w:val="0"/>
-                <w:color w:val="64748B"/>
-                <w:sz w:val="14"/>
-              </w:rPr>
-              <w:t>Démographie</w:t>
-            </w:r>
-          </w:p>
-        </w:tc>
-        <w:tc>
-          <w:tcPr>
-            <w:tcW w:type="dxa" w:w="1531"/>
-          </w:tcPr>
-          <w:p>
-            <w:r>
-              <w:rPr>
-                <w:b/>
-                <w:i w:val="0"/>
-                <w:color w:val="16A34A"/>
-                <w:sz w:val="16"/>
-              </w:rPr>
-              <w:t>—</w:t>
-            </w:r>
-          </w:p>
-        </w:tc>
-        <w:tc>
-          <w:tcPr>
-            <w:tcW w:type="dxa" w:w="1191"/>
-          </w:tcPr>
-          <w:p>
-            <w:r>
-              <w:rPr>
-                <w:b w:val="0"/>
-                <w:i w:val="0"/>
-                <w:color w:val="64748B"/>
-                <w:sz w:val="16"/>
-              </w:rPr>
-              <w:t>GT-CQ</w:t>
-            </w:r>
-          </w:p>
-        </w:tc>
-        <w:tc>
-          <w:tcPr>
-            <w:tcW w:type="dxa" w:w="4706"/>
-          </w:tcPr>
-          <w:p>
-            <w:r>
-              <w:rPr>
-                <w:b w:val="0"/>
-                <w:i w:val="0"/>
-                <w:sz w:val="17"/>
-              </w:rPr>
-              <w:t>Prière de verifier l'information donnée par Mame Bineta Ka ou corriger au niveau de la section 1.</w:t>
-            </w:r>
-          </w:p>
-        </w:tc>
-      </w:tr>
-      <w:tr>
-        <w:tc>
-          <w:tcPr>
-            <w:tcW w:type="dxa" w:w="964"/>
-          </w:tcPr>
-          <w:p>
-            <w:r>
-              <w:rPr>
-                <w:b/>
-                <w:i w:val="0"/>
-                <w:color w:val="EA580C"/>
-                <w:sz w:val="16"/>
-              </w:rPr>
-              <w:t>Moyenne</w:t>
-            </w:r>
-          </w:p>
-        </w:tc>
-        <w:tc>
-          <w:tcPr>
-            <w:tcW w:type="dxa" w:w="1247"/>
-          </w:tcPr>
-          <w:p>
-            <w:r>
-              <w:rPr>
-                <w:b/>
-                <w:i w:val="0"/>
-                <w:sz w:val="16"/>
-              </w:rPr>
-              <w:t>S01</w:t>
-              <w:br/>
-            </w:r>
-            <w:r>
-              <w:rPr>
-                <w:b w:val="0"/>
-                <w:i w:val="0"/>
-                <w:color w:val="64748B"/>
-                <w:sz w:val="14"/>
-              </w:rPr>
-              <w:t>Démographie</w:t>
-            </w:r>
-          </w:p>
-        </w:tc>
-        <w:tc>
-          <w:tcPr>
-            <w:tcW w:type="dxa" w:w="1531"/>
-          </w:tcPr>
-          <w:p>
-            <w:r>
-              <w:rPr>
-                <w:b/>
-                <w:i w:val="0"/>
-                <w:color w:val="16A34A"/>
-                <w:sz w:val="16"/>
-              </w:rPr>
-              <w:t>s01q10_1</w:t>
-            </w:r>
-          </w:p>
-        </w:tc>
-        <w:tc>
-          <w:tcPr>
-            <w:tcW w:type="dxa" w:w="1191"/>
-          </w:tcPr>
-          <w:p>
-            <w:r>
-              <w:rPr>
-                <w:b w:val="0"/>
-                <w:i w:val="0"/>
-                <w:color w:val="64748B"/>
-                <w:sz w:val="16"/>
-              </w:rPr>
-              <w:t>GT-CQ</w:t>
-            </w:r>
-          </w:p>
-        </w:tc>
-        <w:tc>
-          <w:tcPr>
-            <w:tcW w:type="dxa" w:w="4706"/>
-          </w:tcPr>
-          <w:p>
-            <w:r>
-              <w:rPr>
-                <w:b w:val="0"/>
-                <w:i w:val="0"/>
-                <w:sz w:val="17"/>
-              </w:rPr>
-              <w:t>La taille du ménage lors de l'enquête principale (9) de ce ménage est inférieur à la taille du denombrement (13), prière de fournir des explications concrètes ou aller revisiter le ménage.</w:t>
-            </w:r>
-          </w:p>
-        </w:tc>
-      </w:tr>
-      <w:tr>
-        <w:tc>
-          <w:tcPr>
-            <w:tcW w:type="dxa" w:w="964"/>
-          </w:tcPr>
-          <w:p>
-            <w:r>
-              <w:rPr>
-                <w:b/>
-                <w:i w:val="0"/>
-                <w:color w:val="EA580C"/>
-                <w:sz w:val="16"/>
-              </w:rPr>
-              <w:t>Moyenne</w:t>
-            </w:r>
-          </w:p>
-        </w:tc>
-        <w:tc>
-          <w:tcPr>
-            <w:tcW w:type="dxa" w:w="1247"/>
-          </w:tcPr>
-          <w:p>
-            <w:r>
-              <w:rPr>
-                <w:b/>
-                <w:i w:val="0"/>
-                <w:sz w:val="16"/>
-              </w:rPr>
-              <w:t>S01</w:t>
-              <w:br/>
-            </w:r>
-            <w:r>
-              <w:rPr>
-                <w:b w:val="0"/>
-                <w:i w:val="0"/>
-                <w:color w:val="64748B"/>
-                <w:sz w:val="14"/>
-              </w:rPr>
-              <w:t>Démographie</w:t>
-            </w:r>
-          </w:p>
-        </w:tc>
-        <w:tc>
-          <w:tcPr>
-            <w:tcW w:type="dxa" w:w="1531"/>
-          </w:tcPr>
-          <w:p>
-            <w:r>
-              <w:rPr>
-                <w:b/>
-                <w:i w:val="0"/>
-                <w:color w:val="16A34A"/>
-                <w:sz w:val="16"/>
-              </w:rPr>
-              <w:t>s01q33</w:t>
-            </w:r>
-          </w:p>
-        </w:tc>
-        <w:tc>
-          <w:tcPr>
-            <w:tcW w:type="dxa" w:w="1191"/>
-          </w:tcPr>
-          <w:p>
-            <w:r>
-              <w:rPr>
-                <w:b w:val="0"/>
-                <w:i w:val="0"/>
-                <w:color w:val="64748B"/>
-                <w:sz w:val="16"/>
-              </w:rPr>
-              <w:t>Natif SuSo</w:t>
-            </w:r>
-          </w:p>
-        </w:tc>
-        <w:tc>
-          <w:tcPr>
-            <w:tcW w:type="dxa" w:w="4706"/>
-          </w:tcPr>
-          <w:p>
-            <w:r>
-              <w:rPr>
-                <w:b w:val="0"/>
-                <w:i w:val="0"/>
-                <w:sz w:val="17"/>
-              </w:rPr>
-              <w:t>Attention! %rostertitle% est petit (e) fils/fille du CM mais la personne sélectionnée n'a pas été déclarée en 1.02 comme étant la étant fille du CM. Veuillez corriger.</w:t>
-            </w:r>
-          </w:p>
-        </w:tc>
-      </w:tr>
-      <w:tr>
-        <w:tc>
-          <w:tcPr>
-            <w:tcW w:type="dxa" w:w="964"/>
-          </w:tcPr>
-          <w:p>
-            <w:r>
-              <w:rPr>
-                <w:b/>
-                <w:i w:val="0"/>
-                <w:color w:val="EA580C"/>
-                <w:sz w:val="16"/>
-              </w:rPr>
-              <w:t>Moyenne</w:t>
-            </w:r>
-          </w:p>
-        </w:tc>
-        <w:tc>
-          <w:tcPr>
-            <w:tcW w:type="dxa" w:w="1247"/>
-          </w:tcPr>
-          <w:p>
-            <w:r>
-              <w:rPr>
-                <w:b/>
-                <w:i w:val="0"/>
-                <w:sz w:val="16"/>
-              </w:rPr>
-              <w:t>S02</w:t>
-              <w:br/>
-            </w:r>
-            <w:r>
-              <w:rPr>
-                <w:b w:val="0"/>
-                <w:i w:val="0"/>
-                <w:color w:val="64748B"/>
-                <w:sz w:val="14"/>
-              </w:rPr>
-              <w:t>Éducation</w:t>
-            </w:r>
-          </w:p>
-        </w:tc>
-        <w:tc>
-          <w:tcPr>
-            <w:tcW w:type="dxa" w:w="1531"/>
-          </w:tcPr>
-          <w:p>
-            <w:r>
-              <w:rPr>
-                <w:b/>
-                <w:i w:val="0"/>
-                <w:color w:val="16A34A"/>
-                <w:sz w:val="16"/>
-              </w:rPr>
-              <w:t>—</w:t>
-            </w:r>
-          </w:p>
-        </w:tc>
-        <w:tc>
-          <w:tcPr>
-            <w:tcW w:type="dxa" w:w="1191"/>
-          </w:tcPr>
-          <w:p>
-            <w:r>
-              <w:rPr>
-                <w:b w:val="0"/>
-                <w:i w:val="0"/>
-                <w:color w:val="64748B"/>
-                <w:sz w:val="16"/>
-              </w:rPr>
-              <w:t>GT-CQ</w:t>
-            </w:r>
-          </w:p>
-        </w:tc>
-        <w:tc>
-          <w:tcPr>
-            <w:tcW w:type="dxa" w:w="4706"/>
-          </w:tcPr>
-          <w:p>
-            <w:r>
-              <w:rPr>
-                <w:b w:val="0"/>
-                <w:i w:val="0"/>
-                <w:sz w:val="17"/>
-              </w:rPr>
-              <w:t>Attention!!! le montant payé pour les frais de scolarité ( 5000 FCFA) de Aida Diagne  qui fréquente 2ème année de Secondaire 2 Général semble faible.</w:t>
-            </w:r>
-          </w:p>
-        </w:tc>
-      </w:tr>
-      <w:tr>
-        <w:tc>
-          <w:tcPr>
-            <w:tcW w:type="dxa" w:w="964"/>
-          </w:tcPr>
-          <w:p>
-            <w:r>
-              <w:rPr>
-                <w:b/>
-                <w:i w:val="0"/>
-                <w:color w:val="EA580C"/>
-                <w:sz w:val="16"/>
-              </w:rPr>
-              <w:t>Moyenne</w:t>
-            </w:r>
-          </w:p>
-        </w:tc>
-        <w:tc>
-          <w:tcPr>
-            <w:tcW w:type="dxa" w:w="1247"/>
-          </w:tcPr>
-          <w:p>
-            <w:r>
-              <w:rPr>
-                <w:b/>
-                <w:i w:val="0"/>
-                <w:sz w:val="16"/>
-              </w:rPr>
-              <w:t>S02</w:t>
-              <w:br/>
-            </w:r>
-            <w:r>
-              <w:rPr>
-                <w:b w:val="0"/>
-                <w:i w:val="0"/>
-                <w:color w:val="64748B"/>
-                <w:sz w:val="14"/>
-              </w:rPr>
-              <w:t>Éducation</w:t>
-            </w:r>
-          </w:p>
-        </w:tc>
-        <w:tc>
-          <w:tcPr>
-            <w:tcW w:type="dxa" w:w="1531"/>
-          </w:tcPr>
-          <w:p>
-            <w:r>
-              <w:rPr>
-                <w:b/>
-                <w:i w:val="0"/>
-                <w:color w:val="16A34A"/>
-                <w:sz w:val="16"/>
-              </w:rPr>
-              <w:t>—</w:t>
-            </w:r>
-          </w:p>
-        </w:tc>
-        <w:tc>
-          <w:tcPr>
-            <w:tcW w:type="dxa" w:w="1191"/>
-          </w:tcPr>
-          <w:p>
-            <w:r>
-              <w:rPr>
-                <w:b w:val="0"/>
-                <w:i w:val="0"/>
-                <w:color w:val="64748B"/>
-                <w:sz w:val="16"/>
-              </w:rPr>
-              <w:t>GT-CQ</w:t>
-            </w:r>
-          </w:p>
-        </w:tc>
-        <w:tc>
-          <w:tcPr>
-            <w:tcW w:type="dxa" w:w="4706"/>
-          </w:tcPr>
-          <w:p>
-            <w:r>
-              <w:rPr>
-                <w:b w:val="0"/>
-                <w:i w:val="0"/>
-                <w:sz w:val="17"/>
-              </w:rPr>
-              <w:t>Veuillez verifier cette information auprès de l'enquêté ou confirmer avec le QG.</w:t>
-            </w:r>
-          </w:p>
-        </w:tc>
-      </w:tr>
-      <w:tr>
-        <w:tc>
-          <w:tcPr>
-            <w:tcW w:type="dxa" w:w="964"/>
-          </w:tcPr>
-          <w:p>
-            <w:r>
-              <w:rPr>
-                <w:b/>
-                <w:i w:val="0"/>
-                <w:color w:val="EA580C"/>
-                <w:sz w:val="16"/>
-              </w:rPr>
-              <w:t>Moyenne</w:t>
-            </w:r>
-          </w:p>
-        </w:tc>
-        <w:tc>
-          <w:tcPr>
-            <w:tcW w:type="dxa" w:w="1247"/>
-          </w:tcPr>
-          <w:p>
-            <w:r>
-              <w:rPr>
-                <w:b/>
-                <w:i w:val="0"/>
-                <w:sz w:val="16"/>
-              </w:rPr>
-              <w:t>S02</w:t>
-              <w:br/>
-            </w:r>
-            <w:r>
-              <w:rPr>
-                <w:b w:val="0"/>
-                <w:i w:val="0"/>
-                <w:color w:val="64748B"/>
-                <w:sz w:val="14"/>
-              </w:rPr>
-              <w:t>Éducation</w:t>
-            </w:r>
-          </w:p>
-        </w:tc>
-        <w:tc>
-          <w:tcPr>
-            <w:tcW w:type="dxa" w:w="1531"/>
-          </w:tcPr>
-          <w:p>
-            <w:r>
-              <w:rPr>
-                <w:b/>
-                <w:i w:val="0"/>
-                <w:color w:val="16A34A"/>
-                <w:sz w:val="16"/>
-              </w:rPr>
-              <w:t>—</w:t>
-            </w:r>
-          </w:p>
-        </w:tc>
-        <w:tc>
-          <w:tcPr>
-            <w:tcW w:type="dxa" w:w="1191"/>
-          </w:tcPr>
-          <w:p>
-            <w:r>
-              <w:rPr>
-                <w:b w:val="0"/>
-                <w:i w:val="0"/>
-                <w:color w:val="64748B"/>
-                <w:sz w:val="16"/>
-              </w:rPr>
-              <w:t>GT-CQ</w:t>
-            </w:r>
-          </w:p>
-        </w:tc>
-        <w:tc>
-          <w:tcPr>
-            <w:tcW w:type="dxa" w:w="4706"/>
-          </w:tcPr>
-          <w:p>
-            <w:r>
-              <w:rPr>
-                <w:b w:val="0"/>
-                <w:i w:val="0"/>
-                <w:sz w:val="17"/>
-              </w:rPr>
-              <w:t>veuillez, s'il vous plait, confirmer les frais de scolarité ( 25500 FCFA) payée de Aissatou Ba avec le QG ou apporter les corrections nécessaires.</w:t>
-            </w:r>
-          </w:p>
-        </w:tc>
-      </w:tr>
-      <w:tr>
-        <w:tc>
-          <w:tcPr>
-            <w:tcW w:type="dxa" w:w="964"/>
-          </w:tcPr>
-          <w:p>
-            <w:r>
-              <w:rPr>
-                <w:b/>
-                <w:i w:val="0"/>
-                <w:color w:val="EA580C"/>
-                <w:sz w:val="16"/>
-              </w:rPr>
-              <w:t>Moyenne</w:t>
-            </w:r>
-          </w:p>
-        </w:tc>
-        <w:tc>
-          <w:tcPr>
-            <w:tcW w:type="dxa" w:w="1247"/>
-          </w:tcPr>
-          <w:p>
-            <w:r>
-              <w:rPr>
-                <w:b/>
-                <w:i w:val="0"/>
-                <w:sz w:val="16"/>
-              </w:rPr>
-              <w:t>S02</w:t>
-              <w:br/>
-            </w:r>
-            <w:r>
-              <w:rPr>
-                <w:b w:val="0"/>
-                <w:i w:val="0"/>
-                <w:color w:val="64748B"/>
-                <w:sz w:val="14"/>
-              </w:rPr>
-              <w:t>Éducation</w:t>
-            </w:r>
-          </w:p>
-        </w:tc>
-        <w:tc>
-          <w:tcPr>
-            <w:tcW w:type="dxa" w:w="1531"/>
-          </w:tcPr>
-          <w:p>
-            <w:r>
-              <w:rPr>
-                <w:b/>
-                <w:i w:val="0"/>
-                <w:color w:val="16A34A"/>
-                <w:sz w:val="16"/>
-              </w:rPr>
-              <w:t>s01q63, s00q04, s02q25, s01q00b, s02q17_2, s02q15_2</w:t>
-            </w:r>
-          </w:p>
-        </w:tc>
-        <w:tc>
-          <w:tcPr>
-            <w:tcW w:type="dxa" w:w="1191"/>
-          </w:tcPr>
-          <w:p>
-            <w:r>
-              <w:rPr>
-                <w:b w:val="0"/>
-                <w:i w:val="0"/>
-                <w:color w:val="64748B"/>
-                <w:sz w:val="16"/>
-              </w:rPr>
-              <w:t>GT-CQ</w:t>
-            </w:r>
-          </w:p>
-        </w:tc>
-        <w:tc>
-          <w:tcPr>
-            <w:tcW w:type="dxa" w:w="4706"/>
-          </w:tcPr>
-          <w:p>
-            <w:r>
-              <w:rPr>
-                <w:b w:val="0"/>
-                <w:i w:val="0"/>
-                <w:sz w:val="17"/>
-              </w:rPr>
-              <w:t>Dans les milieux urbains c'est peu probable de voir une école dont les élèves ou étudiants ne dépensent pas en frais d'uniformes, prière de verifier pour Aissatou Ba qui fréquente 1ére année de Supérieur et corriger ou confirmer avec le QG.</w:t>
-            </w:r>
-          </w:p>
-        </w:tc>
-      </w:tr>
-      <w:tr>
-        <w:tc>
-          <w:tcPr>
-            <w:tcW w:type="dxa" w:w="964"/>
-          </w:tcPr>
-          <w:p>
-            <w:r>
-              <w:rPr>
-                <w:b/>
-                <w:i w:val="0"/>
-                <w:color w:val="EA580C"/>
-                <w:sz w:val="16"/>
-              </w:rPr>
-              <w:t>Moyenne</w:t>
-            </w:r>
-          </w:p>
-        </w:tc>
-        <w:tc>
-          <w:tcPr>
-            <w:tcW w:type="dxa" w:w="1247"/>
-          </w:tcPr>
-          <w:p>
-            <w:r>
-              <w:rPr>
-                <w:b/>
-                <w:i w:val="0"/>
-                <w:sz w:val="16"/>
-              </w:rPr>
-              <w:t>S02</w:t>
-              <w:br/>
-            </w:r>
-            <w:r>
-              <w:rPr>
-                <w:b w:val="0"/>
-                <w:i w:val="0"/>
-                <w:color w:val="64748B"/>
-                <w:sz w:val="14"/>
-              </w:rPr>
-              <w:t>Éducation</w:t>
-            </w:r>
-          </w:p>
-        </w:tc>
-        <w:tc>
-          <w:tcPr>
-            <w:tcW w:type="dxa" w:w="1531"/>
-          </w:tcPr>
-          <w:p>
-            <w:r>
-              <w:rPr>
-                <w:b/>
-                <w:i w:val="0"/>
-                <w:color w:val="16A34A"/>
-                <w:sz w:val="16"/>
-              </w:rPr>
-              <w:t>s01q23, s01q00b, s01q23_autre</w:t>
-            </w:r>
-          </w:p>
-        </w:tc>
-        <w:tc>
-          <w:tcPr>
-            <w:tcW w:type="dxa" w:w="1191"/>
-          </w:tcPr>
-          <w:p>
-            <w:r>
-              <w:rPr>
-                <w:b w:val="0"/>
-                <w:i w:val="0"/>
-                <w:color w:val="64748B"/>
-                <w:sz w:val="16"/>
-              </w:rPr>
-              <w:t>GT-CQ</w:t>
-            </w:r>
-          </w:p>
-        </w:tc>
-        <w:tc>
-          <w:tcPr>
-            <w:tcW w:type="dxa" w:w="4706"/>
-          </w:tcPr>
-          <w:p>
-            <w:r>
-              <w:rPr>
-                <w:b w:val="0"/>
-                <w:i w:val="0"/>
-                <w:sz w:val="17"/>
-              </w:rPr>
               <w:t>Le domaine que Aissatou Ba bénéficié de cette formation est sante et semble exister dans les modalités, prière de prendre attache avec le QG pour plus d'explication afin de la classer bien.</w:t>
-            </w:r>
-          </w:p>
-        </w:tc>
-      </w:tr>
-      <w:tr>
-        <w:tc>
-          <w:tcPr>
-            <w:tcW w:type="dxa" w:w="964"/>
-          </w:tcPr>
-          <w:p>
-            <w:r>
-              <w:rPr>
-                <w:b/>
-                <w:i w:val="0"/>
-                <w:color w:val="EA580C"/>
-                <w:sz w:val="16"/>
-              </w:rPr>
-              <w:t>Moyenne</w:t>
-            </w:r>
-          </w:p>
-        </w:tc>
-        <w:tc>
-          <w:tcPr>
-            <w:tcW w:type="dxa" w:w="1247"/>
-          </w:tcPr>
-          <w:p>
-            <w:r>
-              <w:rPr>
-                <w:b/>
-                <w:i w:val="0"/>
-                <w:sz w:val="16"/>
-              </w:rPr>
-              <w:t>S02</w:t>
-              <w:br/>
-            </w:r>
-            <w:r>
-              <w:rPr>
-                <w:b w:val="0"/>
-                <w:i w:val="0"/>
-                <w:color w:val="64748B"/>
-                <w:sz w:val="14"/>
-              </w:rPr>
-              <w:t>Éducation</w:t>
-            </w:r>
-          </w:p>
-        </w:tc>
-        <w:tc>
-          <w:tcPr>
-            <w:tcW w:type="dxa" w:w="1531"/>
-          </w:tcPr>
-          <w:p>
-            <w:r>
-              <w:rPr>
-                <w:b/>
-                <w:i w:val="0"/>
-                <w:color w:val="16A34A"/>
-                <w:sz w:val="16"/>
-              </w:rPr>
-              <w:t>—</w:t>
-            </w:r>
-          </w:p>
-        </w:tc>
-        <w:tc>
-          <w:tcPr>
-            <w:tcW w:type="dxa" w:w="1191"/>
-          </w:tcPr>
-          <w:p>
-            <w:r>
-              <w:rPr>
-                <w:b w:val="0"/>
-                <w:i w:val="0"/>
-                <w:color w:val="64748B"/>
-                <w:sz w:val="16"/>
-              </w:rPr>
-              <w:t>GT-CQ</w:t>
-            </w:r>
-          </w:p>
-        </w:tc>
-        <w:tc>
-          <w:tcPr>
-            <w:tcW w:type="dxa" w:w="4706"/>
-          </w:tcPr>
-          <w:p>
-            <w:r>
-              <w:rPr>
-                <w:b w:val="0"/>
-                <w:i w:val="0"/>
-                <w:sz w:val="17"/>
-              </w:rPr>
-              <w:t>veuillez, s'il vous plait, confirmer les frais de scolarité ( 5000 FCFA) payée de Alioune Ka avec le QG ou apporter les corrections nécessaires.</w:t>
             </w:r>
           </w:p>
         </w:tc>
